--- a/lab10/Report/Марченко ЛР10.docx
+++ b/lab10/Report/Марченко ЛР10.docx
@@ -110,6 +110,7 @@
           <w:color w:val="000000" w:themeColor="text1"/>
           <w:sz w:val="24"/>
           <w:szCs w:val="24"/>
+          <w:lang w:val="ru-RU"/>
         </w:rPr>
       </w:pPr>
       <w:r>
@@ -135,6 +136,7 @@
           <w:rFonts w:eastAsia="Times New Roman" w:cs="Times New Roman"/>
           <w:color w:val="000000" w:themeColor="text1"/>
           <w:szCs w:val="28"/>
+          <w:lang w:val="ru-RU"/>
         </w:rPr>
         <w:t>0</w:t>
       </w:r>
@@ -696,19 +698,7 @@
         <w:rPr>
           <w:lang w:val="uk-UA"/>
         </w:rPr>
-        <w:t xml:space="preserve"> мовою програмування С++ програмних модулів створення й оброблення даних типів масив, структура, об’єднання, множина, перелік, перетворення типів даних, використання файлових потоків та функцій стандартних бібліотек для</w:t>
-      </w:r>
-      <w:r>
-        <w:rPr>
-          <w:lang w:val="uk-UA"/>
-        </w:rPr>
-        <w:t xml:space="preserve"> </w:t>
-      </w:r>
-      <w:r>
-        <w:rPr>
-          <w:lang w:val="uk-UA"/>
-        </w:rPr>
-        <w:t>оброблення символьної інформації.</w:t>
+        <w:t xml:space="preserve"> мовою програмування С++ програмних модулів створення й оброблення даних типів масив, структура, об’єднання, множина, перелік, перетворення типів даних, використання файлових потоків та функцій стандартних бібліотек для оброблення символьної інформації.</w:t>
       </w:r>
     </w:p>
     <w:p>
@@ -818,11 +808,6 @@
           <w:lang w:val="uk-UA"/>
         </w:rPr>
         <w:noBreakHyphen/>
-      </w:r>
-      <w:r>
-        <w:rPr>
-          <w:lang w:val="uk-UA"/>
-        </w:rPr>
         <w:t xml:space="preserve">9). </w:t>
       </w:r>
     </w:p>
@@ -881,14 +866,21 @@
     <w:p>
       <w:pPr>
         <w:ind w:firstLine="0"/>
+        <w:rPr>
+          <w:lang w:val="uk-UA"/>
+        </w:rPr>
       </w:pPr>
       <w:r>
         <w:rPr>
           <w:rStyle w:val="Strong"/>
+          <w:lang w:val="uk-UA"/>
         </w:rPr>
         <w:t>Аналіз задачі:</w:t>
       </w:r>
       <w:r>
+        <w:rPr>
+          <w:lang w:val="uk-UA"/>
+        </w:rPr>
         <w:t xml:space="preserve"> Потрібно створити функцію, яка зчитує вміст вхідного текстового файлу (вірш), перевіряє його на пунктуаційні помилки та записує у вихідний файл авторську інформацію, випадкове число та результат перевірки.</w:t>
       </w:r>
     </w:p>
@@ -896,11 +888,33 @@
       <w:pPr>
         <w:ind w:firstLine="0"/>
       </w:pPr>
+      <w:proofErr w:type="spellStart"/>
       <w:r>
         <w:rPr>
           <w:rStyle w:val="Strong"/>
         </w:rPr>
-        <w:t>Постановка задачі:</w:t>
+        <w:t>Постановка</w:t>
+      </w:r>
+      <w:proofErr w:type="spellEnd"/>
+      <w:r>
+        <w:rPr>
+          <w:rStyle w:val="Strong"/>
+        </w:rPr>
+        <w:t xml:space="preserve"> </w:t>
+      </w:r>
+      <w:proofErr w:type="spellStart"/>
+      <w:r>
+        <w:rPr>
+          <w:rStyle w:val="Strong"/>
+        </w:rPr>
+        <w:t>задачі</w:t>
+      </w:r>
+      <w:proofErr w:type="spellEnd"/>
+      <w:r>
+        <w:rPr>
+          <w:rStyle w:val="Strong"/>
+        </w:rPr>
+        <w:t>:</w:t>
       </w:r>
     </w:p>
     <w:p>
@@ -910,9 +924,107 @@
           <w:ilvl w:val="0"/>
           <w:numId w:val="2"/>
         </w:numPr>
-      </w:pPr>
-      <w:r>
-        <w:t>Створити функцію, яка приймає імена вхідного та вихідного файлів.</w:t>
+        <w:rPr>
+          <w:lang w:val="ru-RU"/>
+        </w:rPr>
+      </w:pPr>
+      <w:proofErr w:type="spellStart"/>
+      <w:r>
+        <w:rPr>
+          <w:lang w:val="ru-RU"/>
+        </w:rPr>
+        <w:t>Створити</w:t>
+      </w:r>
+      <w:proofErr w:type="spellEnd"/>
+      <w:r>
+        <w:rPr>
+          <w:lang w:val="ru-RU"/>
+        </w:rPr>
+        <w:t xml:space="preserve"> </w:t>
+      </w:r>
+      <w:proofErr w:type="spellStart"/>
+      <w:r>
+        <w:rPr>
+          <w:lang w:val="ru-RU"/>
+        </w:rPr>
+        <w:t>функцію</w:t>
+      </w:r>
+      <w:proofErr w:type="spellEnd"/>
+      <w:r>
+        <w:rPr>
+          <w:lang w:val="ru-RU"/>
+        </w:rPr>
+        <w:t xml:space="preserve">, яка </w:t>
+      </w:r>
+      <w:proofErr w:type="spellStart"/>
+      <w:r>
+        <w:rPr>
+          <w:lang w:val="ru-RU"/>
+        </w:rPr>
+        <w:t>приймає</w:t>
+      </w:r>
+      <w:proofErr w:type="spellEnd"/>
+      <w:r>
+        <w:rPr>
+          <w:lang w:val="ru-RU"/>
+        </w:rPr>
+        <w:t xml:space="preserve"> </w:t>
+      </w:r>
+      <w:proofErr w:type="spellStart"/>
+      <w:r>
+        <w:rPr>
+          <w:lang w:val="ru-RU"/>
+        </w:rPr>
+        <w:t>імена</w:t>
+      </w:r>
+      <w:proofErr w:type="spellEnd"/>
+      <w:r>
+        <w:rPr>
+          <w:lang w:val="ru-RU"/>
+        </w:rPr>
+        <w:t xml:space="preserve"> </w:t>
+      </w:r>
+      <w:proofErr w:type="spellStart"/>
+      <w:r>
+        <w:rPr>
+          <w:lang w:val="ru-RU"/>
+        </w:rPr>
+        <w:t>вхідного</w:t>
+      </w:r>
+      <w:proofErr w:type="spellEnd"/>
+      <w:r>
+        <w:rPr>
+          <w:lang w:val="ru-RU"/>
+        </w:rPr>
+        <w:t xml:space="preserve"> та </w:t>
+      </w:r>
+      <w:proofErr w:type="spellStart"/>
+      <w:r>
+        <w:rPr>
+          <w:lang w:val="ru-RU"/>
+        </w:rPr>
+        <w:t>вихідного</w:t>
+      </w:r>
+      <w:proofErr w:type="spellEnd"/>
+      <w:r>
+        <w:rPr>
+          <w:lang w:val="ru-RU"/>
+        </w:rPr>
+        <w:t xml:space="preserve"> </w:t>
+      </w:r>
+      <w:proofErr w:type="spellStart"/>
+      <w:r>
+        <w:rPr>
+          <w:lang w:val="ru-RU"/>
+        </w:rPr>
+        <w:t>файлів</w:t>
+      </w:r>
+      <w:proofErr w:type="spellEnd"/>
+      <w:r>
+        <w:rPr>
+          <w:lang w:val="ru-RU"/>
+        </w:rPr>
+        <w:t>.</w:t>
       </w:r>
     </w:p>
     <w:p>
@@ -923,8 +1035,37 @@
           <w:numId w:val="2"/>
         </w:numPr>
       </w:pPr>
-      <w:r>
-        <w:t>Зчитати вміст вхідного файлу.</w:t>
+      <w:proofErr w:type="spellStart"/>
+      <w:r>
+        <w:t>Зчитати</w:t>
+      </w:r>
+      <w:proofErr w:type="spellEnd"/>
+      <w:r>
+        <w:t xml:space="preserve"> </w:t>
+      </w:r>
+      <w:proofErr w:type="spellStart"/>
+      <w:r>
+        <w:t>вміст</w:t>
+      </w:r>
+      <w:proofErr w:type="spellEnd"/>
+      <w:r>
+        <w:t xml:space="preserve"> </w:t>
+      </w:r>
+      <w:proofErr w:type="spellStart"/>
+      <w:r>
+        <w:t>вхідного</w:t>
+      </w:r>
+      <w:proofErr w:type="spellEnd"/>
+      <w:r>
+        <w:t xml:space="preserve"> </w:t>
+      </w:r>
+      <w:proofErr w:type="spellStart"/>
+      <w:r>
+        <w:t>файлу</w:t>
+      </w:r>
+      <w:proofErr w:type="spellEnd"/>
+      <w:r>
+        <w:t>.</w:t>
       </w:r>
     </w:p>
     <w:p>
@@ -934,9 +1075,51 @@
           <w:ilvl w:val="0"/>
           <w:numId w:val="2"/>
         </w:numPr>
-      </w:pPr>
-      <w:r>
-        <w:t>Згенерувати випадкове число від 10 до 100.</w:t>
+        <w:rPr>
+          <w:lang w:val="ru-RU"/>
+        </w:rPr>
+      </w:pPr>
+      <w:proofErr w:type="spellStart"/>
+      <w:r>
+        <w:rPr>
+          <w:lang w:val="ru-RU"/>
+        </w:rPr>
+        <w:t>Згенерувати</w:t>
+      </w:r>
+      <w:proofErr w:type="spellEnd"/>
+      <w:r>
+        <w:rPr>
+          <w:lang w:val="ru-RU"/>
+        </w:rPr>
+        <w:t xml:space="preserve"> </w:t>
+      </w:r>
+      <w:proofErr w:type="spellStart"/>
+      <w:r>
+        <w:rPr>
+          <w:lang w:val="ru-RU"/>
+        </w:rPr>
+        <w:t>випадкове</w:t>
+      </w:r>
+      <w:proofErr w:type="spellEnd"/>
+      <w:r>
+        <w:rPr>
+          <w:lang w:val="ru-RU"/>
+        </w:rPr>
+        <w:t xml:space="preserve"> число </w:t>
+      </w:r>
+      <w:proofErr w:type="spellStart"/>
+      <w:r>
+        <w:rPr>
+          <w:lang w:val="ru-RU"/>
+        </w:rPr>
+        <w:t>від</w:t>
+      </w:r>
+      <w:proofErr w:type="spellEnd"/>
+      <w:r>
+        <w:rPr>
+          <w:lang w:val="ru-RU"/>
+        </w:rPr>
+        <w:t xml:space="preserve"> 10 до 100.</w:t>
       </w:r>
     </w:p>
     <w:p>
@@ -946,9 +1129,93 @@
           <w:ilvl w:val="0"/>
           <w:numId w:val="2"/>
         </w:numPr>
-      </w:pPr>
-      <w:r>
-        <w:t>Перевірити текст на наявність пунктуаційних помилок (порівняння з оригіналом).</w:t>
+        <w:rPr>
+          <w:lang w:val="ru-RU"/>
+        </w:rPr>
+      </w:pPr>
+      <w:proofErr w:type="spellStart"/>
+      <w:r>
+        <w:rPr>
+          <w:lang w:val="ru-RU"/>
+        </w:rPr>
+        <w:t>Перевірити</w:t>
+      </w:r>
+      <w:proofErr w:type="spellEnd"/>
+      <w:r>
+        <w:rPr>
+          <w:lang w:val="ru-RU"/>
+        </w:rPr>
+        <w:t xml:space="preserve"> текст на </w:t>
+      </w:r>
+      <w:proofErr w:type="spellStart"/>
+      <w:r>
+        <w:rPr>
+          <w:lang w:val="ru-RU"/>
+        </w:rPr>
+        <w:t>наявність</w:t>
+      </w:r>
+      <w:proofErr w:type="spellEnd"/>
+      <w:r>
+        <w:rPr>
+          <w:lang w:val="ru-RU"/>
+        </w:rPr>
+        <w:t xml:space="preserve"> </w:t>
+      </w:r>
+      <w:proofErr w:type="spellStart"/>
+      <w:r>
+        <w:rPr>
+          <w:lang w:val="ru-RU"/>
+        </w:rPr>
+        <w:t>пунктуаційних</w:t>
+      </w:r>
+      <w:proofErr w:type="spellEnd"/>
+      <w:r>
+        <w:rPr>
+          <w:lang w:val="ru-RU"/>
+        </w:rPr>
+        <w:t xml:space="preserve"> </w:t>
+      </w:r>
+      <w:proofErr w:type="spellStart"/>
+      <w:r>
+        <w:rPr>
+          <w:lang w:val="ru-RU"/>
+        </w:rPr>
+        <w:t>помилок</w:t>
+      </w:r>
+      <w:proofErr w:type="spellEnd"/>
+      <w:r>
+        <w:rPr>
+          <w:lang w:val="ru-RU"/>
+        </w:rPr>
+        <w:t xml:space="preserve"> (</w:t>
+      </w:r>
+      <w:proofErr w:type="spellStart"/>
+      <w:r>
+        <w:rPr>
+          <w:lang w:val="ru-RU"/>
+        </w:rPr>
+        <w:t>порівняння</w:t>
+      </w:r>
+      <w:proofErr w:type="spellEnd"/>
+      <w:r>
+        <w:rPr>
+          <w:lang w:val="ru-RU"/>
+        </w:rPr>
+        <w:t xml:space="preserve"> з </w:t>
+      </w:r>
+      <w:proofErr w:type="spellStart"/>
+      <w:r>
+        <w:rPr>
+          <w:lang w:val="ru-RU"/>
+        </w:rPr>
+        <w:t>оригіналом</w:t>
+      </w:r>
+      <w:proofErr w:type="spellEnd"/>
+      <w:r>
+        <w:rPr>
+          <w:lang w:val="ru-RU"/>
+        </w:rPr>
+        <w:t>).</w:t>
       </w:r>
     </w:p>
     <w:p>
@@ -959,8 +1226,29 @@
           <w:numId w:val="2"/>
         </w:numPr>
       </w:pPr>
-      <w:r>
-        <w:t xml:space="preserve">Записати у вихідний файл: </w:t>
+      <w:proofErr w:type="spellStart"/>
+      <w:r>
+        <w:t>Записати</w:t>
+      </w:r>
+      <w:proofErr w:type="spellEnd"/>
+      <w:r>
+        <w:t xml:space="preserve"> у </w:t>
+      </w:r>
+      <w:proofErr w:type="spellStart"/>
+      <w:r>
+        <w:t>вихідний</w:t>
+      </w:r>
+      <w:proofErr w:type="spellEnd"/>
+      <w:r>
+        <w:t xml:space="preserve"> </w:t>
+      </w:r>
+      <w:proofErr w:type="spellStart"/>
+      <w:r>
+        <w:t>файл</w:t>
+      </w:r>
+      <w:proofErr w:type="spellEnd"/>
+      <w:r>
+        <w:t xml:space="preserve">: </w:t>
       </w:r>
     </w:p>
     <w:p>
@@ -1014,34 +1302,192 @@
     <w:p>
       <w:pPr>
         <w:ind w:firstLine="0"/>
-      </w:pPr>
+        <w:rPr>
+          <w:lang w:val="ru-RU"/>
+        </w:rPr>
+      </w:pPr>
+      <w:proofErr w:type="spellStart"/>
       <w:r>
         <w:rPr>
           <w:rStyle w:val="Strong"/>
-        </w:rPr>
-        <w:t>Аналіз задачі:</w:t>
-      </w:r>
-      <w:r>
-        <w:t xml:space="preserve"> Потрібно створити функцію, яка дописує у вхідний текстовий файл поточну дату у форматі "ДД.</w:t>
-      </w:r>
-      <w:proofErr w:type="gramStart"/>
-      <w:r>
-        <w:t>ММ.РРРР</w:t>
-      </w:r>
-      <w:proofErr w:type="gramEnd"/>
-      <w:r>
-        <w:t>".</w:t>
+          <w:lang w:val="ru-RU"/>
+        </w:rPr>
+        <w:t>Аналіз</w:t>
+      </w:r>
+      <w:proofErr w:type="spellEnd"/>
+      <w:r>
+        <w:rPr>
+          <w:rStyle w:val="Strong"/>
+          <w:lang w:val="ru-RU"/>
+        </w:rPr>
+        <w:t xml:space="preserve"> </w:t>
+      </w:r>
+      <w:proofErr w:type="spellStart"/>
+      <w:r>
+        <w:rPr>
+          <w:rStyle w:val="Strong"/>
+          <w:lang w:val="ru-RU"/>
+        </w:rPr>
+        <w:t>задачі</w:t>
+      </w:r>
+      <w:proofErr w:type="spellEnd"/>
+      <w:r>
+        <w:rPr>
+          <w:rStyle w:val="Strong"/>
+          <w:lang w:val="ru-RU"/>
+        </w:rPr>
+        <w:t>:</w:t>
+      </w:r>
+      <w:r>
+        <w:rPr>
+          <w:lang w:val="ru-RU"/>
+        </w:rPr>
+        <w:t xml:space="preserve"> </w:t>
+      </w:r>
+      <w:proofErr w:type="spellStart"/>
+      <w:r>
+        <w:rPr>
+          <w:lang w:val="ru-RU"/>
+        </w:rPr>
+        <w:t>Потрібно</w:t>
+      </w:r>
+      <w:proofErr w:type="spellEnd"/>
+      <w:r>
+        <w:rPr>
+          <w:lang w:val="ru-RU"/>
+        </w:rPr>
+        <w:t xml:space="preserve"> </w:t>
+      </w:r>
+      <w:proofErr w:type="spellStart"/>
+      <w:r>
+        <w:rPr>
+          <w:lang w:val="ru-RU"/>
+        </w:rPr>
+        <w:t>створити</w:t>
+      </w:r>
+      <w:proofErr w:type="spellEnd"/>
+      <w:r>
+        <w:rPr>
+          <w:lang w:val="ru-RU"/>
+        </w:rPr>
+        <w:t xml:space="preserve"> </w:t>
+      </w:r>
+      <w:proofErr w:type="spellStart"/>
+      <w:r>
+        <w:rPr>
+          <w:lang w:val="ru-RU"/>
+        </w:rPr>
+        <w:t>функцію</w:t>
+      </w:r>
+      <w:proofErr w:type="spellEnd"/>
+      <w:r>
+        <w:rPr>
+          <w:lang w:val="ru-RU"/>
+        </w:rPr>
+        <w:t xml:space="preserve">, яка </w:t>
+      </w:r>
+      <w:proofErr w:type="spellStart"/>
+      <w:r>
+        <w:rPr>
+          <w:lang w:val="ru-RU"/>
+        </w:rPr>
+        <w:t>дописує</w:t>
+      </w:r>
+      <w:proofErr w:type="spellEnd"/>
+      <w:r>
+        <w:rPr>
+          <w:lang w:val="ru-RU"/>
+        </w:rPr>
+        <w:t xml:space="preserve"> у </w:t>
+      </w:r>
+      <w:proofErr w:type="spellStart"/>
+      <w:r>
+        <w:rPr>
+          <w:lang w:val="ru-RU"/>
+        </w:rPr>
+        <w:t>вхідний</w:t>
+      </w:r>
+      <w:proofErr w:type="spellEnd"/>
+      <w:r>
+        <w:rPr>
+          <w:lang w:val="ru-RU"/>
+        </w:rPr>
+        <w:t xml:space="preserve"> </w:t>
+      </w:r>
+      <w:proofErr w:type="spellStart"/>
+      <w:r>
+        <w:rPr>
+          <w:lang w:val="ru-RU"/>
+        </w:rPr>
+        <w:t>текстовий</w:t>
+      </w:r>
+      <w:proofErr w:type="spellEnd"/>
+      <w:r>
+        <w:rPr>
+          <w:lang w:val="ru-RU"/>
+        </w:rPr>
+        <w:t xml:space="preserve"> файл </w:t>
+      </w:r>
+      <w:proofErr w:type="spellStart"/>
+      <w:r>
+        <w:rPr>
+          <w:lang w:val="ru-RU"/>
+        </w:rPr>
+        <w:t>поточну</w:t>
+      </w:r>
+      <w:proofErr w:type="spellEnd"/>
+      <w:r>
+        <w:rPr>
+          <w:lang w:val="ru-RU"/>
+        </w:rPr>
+        <w:t xml:space="preserve"> дату у </w:t>
+      </w:r>
+      <w:proofErr w:type="spellStart"/>
+      <w:r>
+        <w:rPr>
+          <w:lang w:val="ru-RU"/>
+        </w:rPr>
+        <w:t>форматі</w:t>
+      </w:r>
+      <w:proofErr w:type="spellEnd"/>
+      <w:r>
+        <w:rPr>
+          <w:lang w:val="ru-RU"/>
+        </w:rPr>
+        <w:t xml:space="preserve"> "ДД.ММ.РРРР".</w:t>
       </w:r>
     </w:p>
     <w:p>
       <w:pPr>
         <w:ind w:firstLine="0"/>
       </w:pPr>
+      <w:proofErr w:type="spellStart"/>
       <w:r>
         <w:rPr>
           <w:rStyle w:val="Strong"/>
         </w:rPr>
-        <w:t>Постановка задачі:</w:t>
+        <w:t>Постановка</w:t>
+      </w:r>
+      <w:proofErr w:type="spellEnd"/>
+      <w:r>
+        <w:rPr>
+          <w:rStyle w:val="Strong"/>
+        </w:rPr>
+        <w:t xml:space="preserve"> </w:t>
+      </w:r>
+      <w:proofErr w:type="spellStart"/>
+      <w:r>
+        <w:rPr>
+          <w:rStyle w:val="Strong"/>
+        </w:rPr>
+        <w:t>задачі</w:t>
+      </w:r>
+      <w:proofErr w:type="spellEnd"/>
+      <w:r>
+        <w:rPr>
+          <w:rStyle w:val="Strong"/>
+        </w:rPr>
+        <w:t>:</w:t>
       </w:r>
     </w:p>
     <w:p>
@@ -1051,9 +1497,65 @@
           <w:ilvl w:val="0"/>
           <w:numId w:val="4"/>
         </w:numPr>
-      </w:pPr>
-      <w:r>
-        <w:t>Створити функцію, яка приймає ім'я файлу.</w:t>
+        <w:rPr>
+          <w:lang w:val="ru-RU"/>
+        </w:rPr>
+      </w:pPr>
+      <w:proofErr w:type="spellStart"/>
+      <w:r>
+        <w:rPr>
+          <w:lang w:val="ru-RU"/>
+        </w:rPr>
+        <w:t>Створити</w:t>
+      </w:r>
+      <w:proofErr w:type="spellEnd"/>
+      <w:r>
+        <w:rPr>
+          <w:lang w:val="ru-RU"/>
+        </w:rPr>
+        <w:t xml:space="preserve"> </w:t>
+      </w:r>
+      <w:proofErr w:type="spellStart"/>
+      <w:r>
+        <w:rPr>
+          <w:lang w:val="ru-RU"/>
+        </w:rPr>
+        <w:t>функцію</w:t>
+      </w:r>
+      <w:proofErr w:type="spellEnd"/>
+      <w:r>
+        <w:rPr>
+          <w:lang w:val="ru-RU"/>
+        </w:rPr>
+        <w:t xml:space="preserve">, яка </w:t>
+      </w:r>
+      <w:proofErr w:type="spellStart"/>
+      <w:r>
+        <w:rPr>
+          <w:lang w:val="ru-RU"/>
+        </w:rPr>
+        <w:t>приймає</w:t>
+      </w:r>
+      <w:proofErr w:type="spellEnd"/>
+      <w:r>
+        <w:rPr>
+          <w:lang w:val="ru-RU"/>
+        </w:rPr>
+        <w:t xml:space="preserve"> </w:t>
+      </w:r>
+      <w:proofErr w:type="spellStart"/>
+      <w:r>
+        <w:rPr>
+          <w:lang w:val="ru-RU"/>
+        </w:rPr>
+        <w:t>ім'я</w:t>
+      </w:r>
+      <w:proofErr w:type="spellEnd"/>
+      <w:r>
+        <w:rPr>
+          <w:lang w:val="ru-RU"/>
+        </w:rPr>
+        <w:t xml:space="preserve"> файлу.</w:t>
       </w:r>
     </w:p>
     <w:p>
@@ -1064,8 +1566,37 @@
           <w:numId w:val="4"/>
         </w:numPr>
       </w:pPr>
-      <w:r>
-        <w:t>Отримати поточну системну дату.</w:t>
+      <w:proofErr w:type="spellStart"/>
+      <w:r>
+        <w:t>Отримати</w:t>
+      </w:r>
+      <w:proofErr w:type="spellEnd"/>
+      <w:r>
+        <w:t xml:space="preserve"> </w:t>
+      </w:r>
+      <w:proofErr w:type="spellStart"/>
+      <w:r>
+        <w:t>поточну</w:t>
+      </w:r>
+      <w:proofErr w:type="spellEnd"/>
+      <w:r>
+        <w:t xml:space="preserve"> </w:t>
+      </w:r>
+      <w:proofErr w:type="spellStart"/>
+      <w:r>
+        <w:t>системну</w:t>
+      </w:r>
+      <w:proofErr w:type="spellEnd"/>
+      <w:r>
+        <w:t xml:space="preserve"> </w:t>
+      </w:r>
+      <w:proofErr w:type="spellStart"/>
+      <w:r>
+        <w:t>дату</w:t>
+      </w:r>
+      <w:proofErr w:type="spellEnd"/>
+      <w:r>
+        <w:t>.</w:t>
       </w:r>
     </w:p>
     <w:p>
@@ -1075,17 +1606,37 @@
           <w:ilvl w:val="0"/>
           <w:numId w:val="4"/>
         </w:numPr>
-      </w:pPr>
-      <w:r>
-        <w:t>Форматувати дату у вигляді "ДД.</w:t>
-      </w:r>
-      <w:proofErr w:type="gramStart"/>
-      <w:r>
-        <w:t>ММ.РРРР</w:t>
-      </w:r>
-      <w:proofErr w:type="gramEnd"/>
-      <w:r>
-        <w:t>".</w:t>
+        <w:rPr>
+          <w:lang w:val="ru-RU"/>
+        </w:rPr>
+      </w:pPr>
+      <w:proofErr w:type="spellStart"/>
+      <w:r>
+        <w:rPr>
+          <w:lang w:val="ru-RU"/>
+        </w:rPr>
+        <w:t>Форматувати</w:t>
+      </w:r>
+      <w:proofErr w:type="spellEnd"/>
+      <w:r>
+        <w:rPr>
+          <w:lang w:val="ru-RU"/>
+        </w:rPr>
+        <w:t xml:space="preserve"> дату у </w:t>
+      </w:r>
+      <w:proofErr w:type="spellStart"/>
+      <w:r>
+        <w:rPr>
+          <w:lang w:val="ru-RU"/>
+        </w:rPr>
+        <w:t>вигляді</w:t>
+      </w:r>
+      <w:proofErr w:type="spellEnd"/>
+      <w:r>
+        <w:rPr>
+          <w:lang w:val="ru-RU"/>
+        </w:rPr>
+        <w:t xml:space="preserve"> "ДД.ММ.РРРР".</w:t>
       </w:r>
     </w:p>
     <w:p>
@@ -1095,12 +1646,46 @@
           <w:ilvl w:val="0"/>
           <w:numId w:val="4"/>
         </w:numPr>
-      </w:pPr>
-      <w:r>
-        <w:t>Дописати дату у кінець файлу.</w:t>
-      </w:r>
-    </w:p>
-    <w:p/>
+        <w:rPr>
+          <w:lang w:val="ru-RU"/>
+        </w:rPr>
+      </w:pPr>
+      <w:proofErr w:type="spellStart"/>
+      <w:r>
+        <w:rPr>
+          <w:lang w:val="ru-RU"/>
+        </w:rPr>
+        <w:t>Дописати</w:t>
+      </w:r>
+      <w:proofErr w:type="spellEnd"/>
+      <w:r>
+        <w:rPr>
+          <w:lang w:val="ru-RU"/>
+        </w:rPr>
+        <w:t xml:space="preserve"> дату у </w:t>
+      </w:r>
+      <w:proofErr w:type="spellStart"/>
+      <w:r>
+        <w:rPr>
+          <w:lang w:val="ru-RU"/>
+        </w:rPr>
+        <w:t>кінець</w:t>
+      </w:r>
+      <w:proofErr w:type="spellEnd"/>
+      <w:r>
+        <w:rPr>
+          <w:lang w:val="ru-RU"/>
+        </w:rPr>
+        <w:t xml:space="preserve"> файлу.</w:t>
+      </w:r>
+    </w:p>
+    <w:p>
+      <w:pPr>
+        <w:rPr>
+          <w:lang w:val="ru-RU"/>
+        </w:rPr>
+      </w:pPr>
+    </w:p>
     <w:p>
       <w:pPr>
         <w:pStyle w:val="Heading3"/>
@@ -1113,66 +1698,299 @@
     <w:p>
       <w:pPr>
         <w:ind w:firstLine="0"/>
-      </w:pPr>
+        <w:rPr>
+          <w:lang w:val="ru-RU"/>
+        </w:rPr>
+      </w:pPr>
+      <w:proofErr w:type="spellStart"/>
       <w:r>
         <w:rPr>
           <w:rStyle w:val="Strong"/>
-        </w:rPr>
-        <w:t>Аналіз задачі:</w:t>
-      </w:r>
-      <w:r>
-        <w:t xml:space="preserve"> Потрібно створити функцію, яка для заданих числових значень x, y, z та натурального числа b </w:t>
-      </w:r>
-      <w:proofErr w:type="spellStart"/>
-      <w:r>
+          <w:lang w:val="ru-RU"/>
+        </w:rPr>
+        <w:t>Аналіз</w:t>
+      </w:r>
+      <w:proofErr w:type="spellEnd"/>
+      <w:r>
+        <w:rPr>
+          <w:rStyle w:val="Strong"/>
+          <w:lang w:val="ru-RU"/>
+        </w:rPr>
+        <w:t xml:space="preserve"> </w:t>
+      </w:r>
+      <w:proofErr w:type="spellStart"/>
+      <w:r>
+        <w:rPr>
+          <w:rStyle w:val="Strong"/>
+          <w:lang w:val="ru-RU"/>
+        </w:rPr>
+        <w:t>задачі</w:t>
+      </w:r>
+      <w:proofErr w:type="spellEnd"/>
+      <w:r>
+        <w:rPr>
+          <w:rStyle w:val="Strong"/>
+          <w:lang w:val="ru-RU"/>
+        </w:rPr>
+        <w:t>:</w:t>
+      </w:r>
+      <w:r>
+        <w:rPr>
+          <w:lang w:val="ru-RU"/>
+        </w:rPr>
+        <w:t xml:space="preserve"> </w:t>
+      </w:r>
+      <w:proofErr w:type="spellStart"/>
+      <w:r>
+        <w:rPr>
+          <w:lang w:val="ru-RU"/>
+        </w:rPr>
+        <w:t>Потрібно</w:t>
+      </w:r>
+      <w:proofErr w:type="spellEnd"/>
+      <w:r>
+        <w:rPr>
+          <w:lang w:val="ru-RU"/>
+        </w:rPr>
+        <w:t xml:space="preserve"> </w:t>
+      </w:r>
+      <w:proofErr w:type="spellStart"/>
+      <w:r>
+        <w:rPr>
+          <w:lang w:val="ru-RU"/>
+        </w:rPr>
+        <w:t>створити</w:t>
+      </w:r>
+      <w:proofErr w:type="spellEnd"/>
+      <w:r>
+        <w:rPr>
+          <w:lang w:val="ru-RU"/>
+        </w:rPr>
+        <w:t xml:space="preserve"> </w:t>
+      </w:r>
+      <w:proofErr w:type="spellStart"/>
+      <w:r>
+        <w:rPr>
+          <w:lang w:val="ru-RU"/>
+        </w:rPr>
+        <w:t>функцію</w:t>
+      </w:r>
+      <w:proofErr w:type="spellEnd"/>
+      <w:r>
+        <w:rPr>
+          <w:lang w:val="ru-RU"/>
+        </w:rPr>
+        <w:t xml:space="preserve">, яка для </w:t>
+      </w:r>
+      <w:proofErr w:type="spellStart"/>
+      <w:r>
+        <w:rPr>
+          <w:lang w:val="ru-RU"/>
+        </w:rPr>
+        <w:t>заданих</w:t>
+      </w:r>
+      <w:proofErr w:type="spellEnd"/>
+      <w:r>
+        <w:rPr>
+          <w:lang w:val="ru-RU"/>
+        </w:rPr>
+        <w:t xml:space="preserve"> </w:t>
+      </w:r>
+      <w:proofErr w:type="spellStart"/>
+      <w:r>
+        <w:rPr>
+          <w:lang w:val="ru-RU"/>
+        </w:rPr>
+        <w:t>числових</w:t>
+      </w:r>
+      <w:proofErr w:type="spellEnd"/>
+      <w:r>
+        <w:rPr>
+          <w:lang w:val="ru-RU"/>
+        </w:rPr>
+        <w:t xml:space="preserve"> </w:t>
+      </w:r>
+      <w:proofErr w:type="spellStart"/>
+      <w:r>
+        <w:rPr>
+          <w:lang w:val="ru-RU"/>
+        </w:rPr>
+        <w:t>значень</w:t>
+      </w:r>
+      <w:proofErr w:type="spellEnd"/>
+      <w:r>
+        <w:rPr>
+          <w:lang w:val="ru-RU"/>
+        </w:rPr>
+        <w:t xml:space="preserve"> </w:t>
+      </w:r>
+      <w:r>
+        <w:t>x</w:t>
+      </w:r>
+      <w:r>
+        <w:rPr>
+          <w:lang w:val="ru-RU"/>
+        </w:rPr>
+        <w:t xml:space="preserve">, </w:t>
+      </w:r>
+      <w:r>
+        <w:t>y</w:t>
+      </w:r>
+      <w:r>
+        <w:rPr>
+          <w:lang w:val="ru-RU"/>
+        </w:rPr>
+        <w:t xml:space="preserve">, </w:t>
+      </w:r>
+      <w:r>
+        <w:t>z</w:t>
+      </w:r>
+      <w:r>
+        <w:rPr>
+          <w:lang w:val="ru-RU"/>
+        </w:rPr>
+        <w:t xml:space="preserve"> та натурального числа </w:t>
+      </w:r>
+      <w:r>
+        <w:t>b</w:t>
+      </w:r>
+      <w:r>
+        <w:rPr>
+          <w:lang w:val="ru-RU"/>
+        </w:rPr>
+        <w:t xml:space="preserve"> </w:t>
+      </w:r>
+      <w:proofErr w:type="spellStart"/>
+      <w:r>
+        <w:rPr>
+          <w:lang w:val="ru-RU"/>
+        </w:rPr>
         <w:t>обчислює</w:t>
       </w:r>
       <w:proofErr w:type="spellEnd"/>
       <w:r>
-        <w:t xml:space="preserve"> </w:t>
-      </w:r>
-      <w:proofErr w:type="spellStart"/>
-      <w:r>
-        <w:t>результат</w:t>
-      </w:r>
-      <w:proofErr w:type="spellEnd"/>
-      <w:r>
-        <w:t xml:space="preserve"> </w:t>
-      </w:r>
-      <w:proofErr w:type="spellStart"/>
-      <w:r>
+        <w:rPr>
+          <w:lang w:val="ru-RU"/>
+        </w:rPr>
+        <w:t xml:space="preserve"> результат </w:t>
+      </w:r>
+      <w:proofErr w:type="spellStart"/>
+      <w:r>
+        <w:rPr>
+          <w:lang w:val="ru-RU"/>
+        </w:rPr>
         <w:t>функції</w:t>
       </w:r>
       <w:proofErr w:type="spellEnd"/>
       <w:r>
-        <w:t xml:space="preserve"> </w:t>
-      </w:r>
-      <w:proofErr w:type="spellStart"/>
-      <w:r>
-        <w:rPr>
-          <w:rStyle w:val="SubtleEmphasis"/>
-        </w:rPr>
-        <w:t>s_calculation</w:t>
-      </w:r>
-      <w:proofErr w:type="spellEnd"/>
-      <w:r>
-        <w:t xml:space="preserve"> </w:t>
-      </w:r>
-      <w:proofErr w:type="spellStart"/>
-      <w:r>
-        <w:t>та</w:t>
-      </w:r>
-      <w:proofErr w:type="spellEnd"/>
-      <w:r>
-        <w:t xml:space="preserve"> </w:t>
-      </w:r>
-      <w:proofErr w:type="spellStart"/>
-      <w:r>
+        <w:rPr>
+          <w:lang w:val="ru-RU"/>
+        </w:rPr>
+        <w:t xml:space="preserve"> </w:t>
+      </w:r>
+      <w:r>
+        <w:rPr>
+          <w:rStyle w:val="SubtleEmphasis"/>
+        </w:rPr>
+        <w:t>s</w:t>
+      </w:r>
+      <w:r>
+        <w:rPr>
+          <w:rStyle w:val="SubtleEmphasis"/>
+          <w:lang w:val="ru-RU"/>
+        </w:rPr>
+        <w:t>_</w:t>
+      </w:r>
+      <w:r>
+        <w:rPr>
+          <w:rStyle w:val="SubtleEmphasis"/>
+        </w:rPr>
+        <w:t>calculation</w:t>
+      </w:r>
+      <w:r>
+        <w:rPr>
+          <w:lang w:val="ru-RU"/>
+        </w:rPr>
+        <w:t xml:space="preserve"> та </w:t>
+      </w:r>
+      <w:proofErr w:type="spellStart"/>
+      <w:r>
+        <w:rPr>
+          <w:lang w:val="ru-RU"/>
+        </w:rPr>
         <w:t>записує</w:t>
       </w:r>
       <w:proofErr w:type="spellEnd"/>
       <w:r>
-        <w:t xml:space="preserve"> у вихідний файл результат обчислення і двійкове представлення числа b.</w:t>
+        <w:rPr>
+          <w:lang w:val="ru-RU"/>
+        </w:rPr>
+        <w:t xml:space="preserve"> у </w:t>
+      </w:r>
+      <w:proofErr w:type="spellStart"/>
+      <w:r>
+        <w:rPr>
+          <w:lang w:val="ru-RU"/>
+        </w:rPr>
+        <w:t>вихідний</w:t>
+      </w:r>
+      <w:proofErr w:type="spellEnd"/>
+      <w:r>
+        <w:rPr>
+          <w:lang w:val="ru-RU"/>
+        </w:rPr>
+        <w:t xml:space="preserve"> файл результат </w:t>
+      </w:r>
+      <w:proofErr w:type="spellStart"/>
+      <w:r>
+        <w:rPr>
+          <w:lang w:val="ru-RU"/>
+        </w:rPr>
+        <w:t>обчислення</w:t>
+      </w:r>
+      <w:proofErr w:type="spellEnd"/>
+      <w:r>
+        <w:rPr>
+          <w:lang w:val="ru-RU"/>
+        </w:rPr>
+        <w:t xml:space="preserve"> і </w:t>
+      </w:r>
+      <w:proofErr w:type="spellStart"/>
+      <w:r>
+        <w:rPr>
+          <w:lang w:val="ru-RU"/>
+        </w:rPr>
+        <w:t>двійкове</w:t>
+      </w:r>
+      <w:proofErr w:type="spellEnd"/>
+      <w:r>
+        <w:rPr>
+          <w:lang w:val="ru-RU"/>
+        </w:rPr>
+        <w:t xml:space="preserve"> </w:t>
+      </w:r>
+      <w:proofErr w:type="spellStart"/>
+      <w:r>
+        <w:rPr>
+          <w:lang w:val="ru-RU"/>
+        </w:rPr>
+        <w:t>представлення</w:t>
+      </w:r>
+      <w:proofErr w:type="spellEnd"/>
+      <w:r>
+        <w:rPr>
+          <w:lang w:val="ru-RU"/>
+        </w:rPr>
+        <w:t xml:space="preserve"> числа </w:t>
+      </w:r>
+      <w:r>
+        <w:t>b</w:t>
+      </w:r>
+      <w:r>
+        <w:rPr>
+          <w:lang w:val="ru-RU"/>
+        </w:rPr>
+        <w:t>.</w:t>
       </w:r>
     </w:p>
     <w:p>
@@ -1215,9 +2033,129 @@
           <w:ilvl w:val="0"/>
           <w:numId w:val="5"/>
         </w:numPr>
-      </w:pPr>
-      <w:r>
-        <w:t>Створити функцію, яка приймає імена вихідного файлу і значення x, y, z та b.</w:t>
+        <w:rPr>
+          <w:lang w:val="ru-RU"/>
+        </w:rPr>
+      </w:pPr>
+      <w:proofErr w:type="spellStart"/>
+      <w:r>
+        <w:rPr>
+          <w:lang w:val="ru-RU"/>
+        </w:rPr>
+        <w:t>Створити</w:t>
+      </w:r>
+      <w:proofErr w:type="spellEnd"/>
+      <w:r>
+        <w:rPr>
+          <w:lang w:val="ru-RU"/>
+        </w:rPr>
+        <w:t xml:space="preserve"> </w:t>
+      </w:r>
+      <w:proofErr w:type="spellStart"/>
+      <w:r>
+        <w:rPr>
+          <w:lang w:val="ru-RU"/>
+        </w:rPr>
+        <w:t>функцію</w:t>
+      </w:r>
+      <w:proofErr w:type="spellEnd"/>
+      <w:r>
+        <w:rPr>
+          <w:lang w:val="ru-RU"/>
+        </w:rPr>
+        <w:t xml:space="preserve">, яка </w:t>
+      </w:r>
+      <w:proofErr w:type="spellStart"/>
+      <w:r>
+        <w:rPr>
+          <w:lang w:val="ru-RU"/>
+        </w:rPr>
+        <w:t>приймає</w:t>
+      </w:r>
+      <w:proofErr w:type="spellEnd"/>
+      <w:r>
+        <w:rPr>
+          <w:lang w:val="ru-RU"/>
+        </w:rPr>
+        <w:t xml:space="preserve"> </w:t>
+      </w:r>
+      <w:proofErr w:type="spellStart"/>
+      <w:r>
+        <w:rPr>
+          <w:lang w:val="ru-RU"/>
+        </w:rPr>
+        <w:t>імена</w:t>
+      </w:r>
+      <w:proofErr w:type="spellEnd"/>
+      <w:r>
+        <w:rPr>
+          <w:lang w:val="ru-RU"/>
+        </w:rPr>
+        <w:t xml:space="preserve"> </w:t>
+      </w:r>
+      <w:proofErr w:type="spellStart"/>
+      <w:r>
+        <w:rPr>
+          <w:lang w:val="ru-RU"/>
+        </w:rPr>
+        <w:t>вихідного</w:t>
+      </w:r>
+      <w:proofErr w:type="spellEnd"/>
+      <w:r>
+        <w:rPr>
+          <w:lang w:val="ru-RU"/>
+        </w:rPr>
+        <w:t xml:space="preserve"> файлу і </w:t>
+      </w:r>
+      <w:proofErr w:type="spellStart"/>
+      <w:r>
+        <w:rPr>
+          <w:lang w:val="ru-RU"/>
+        </w:rPr>
+        <w:t>значення</w:t>
+      </w:r>
+      <w:proofErr w:type="spellEnd"/>
+      <w:r>
+        <w:rPr>
+          <w:lang w:val="ru-RU"/>
+        </w:rPr>
+        <w:t xml:space="preserve"> </w:t>
+      </w:r>
+      <w:r>
+        <w:t>x</w:t>
+      </w:r>
+      <w:r>
+        <w:rPr>
+          <w:lang w:val="ru-RU"/>
+        </w:rPr>
+        <w:t xml:space="preserve">, </w:t>
+      </w:r>
+      <w:r>
+        <w:t>y</w:t>
+      </w:r>
+      <w:r>
+        <w:rPr>
+          <w:lang w:val="ru-RU"/>
+        </w:rPr>
+        <w:t xml:space="preserve">, </w:t>
+      </w:r>
+      <w:r>
+        <w:t>z</w:t>
+      </w:r>
+      <w:r>
+        <w:rPr>
+          <w:lang w:val="ru-RU"/>
+        </w:rPr>
+        <w:t xml:space="preserve"> та </w:t>
+      </w:r>
+      <w:r>
+        <w:t>b</w:t>
+      </w:r>
+      <w:r>
+        <w:rPr>
+          <w:lang w:val="ru-RU"/>
+        </w:rPr>
+        <w:t>.</w:t>
       </w:r>
     </w:p>
     <w:p>
@@ -1227,37 +2165,50 @@
           <w:ilvl w:val="0"/>
           <w:numId w:val="5"/>
         </w:numPr>
-      </w:pPr>
-      <w:proofErr w:type="spellStart"/>
-      <w:r>
+        <w:rPr>
+          <w:lang w:val="ru-RU"/>
+        </w:rPr>
+      </w:pPr>
+      <w:proofErr w:type="spellStart"/>
+      <w:r>
+        <w:rPr>
+          <w:lang w:val="ru-RU"/>
+        </w:rPr>
         <w:t>Обчислити</w:t>
       </w:r>
       <w:proofErr w:type="spellEnd"/>
       <w:r>
-        <w:t xml:space="preserve"> </w:t>
-      </w:r>
-      <w:proofErr w:type="spellStart"/>
-      <w:r>
-        <w:t>результат</w:t>
-      </w:r>
-      <w:proofErr w:type="spellEnd"/>
-      <w:r>
-        <w:t xml:space="preserve"> </w:t>
-      </w:r>
-      <w:proofErr w:type="spellStart"/>
-      <w:r>
+        <w:rPr>
+          <w:lang w:val="ru-RU"/>
+        </w:rPr>
+        <w:t xml:space="preserve"> результат </w:t>
+      </w:r>
+      <w:proofErr w:type="spellStart"/>
+      <w:r>
+        <w:rPr>
+          <w:lang w:val="ru-RU"/>
+        </w:rPr>
         <w:t>функції</w:t>
       </w:r>
       <w:proofErr w:type="spellEnd"/>
       <w:r>
-        <w:t xml:space="preserve"> </w:t>
-      </w:r>
-      <w:proofErr w:type="spellStart"/>
-      <w:r>
-        <w:rPr>
-          <w:rStyle w:val="SubtleEmphasis"/>
-        </w:rPr>
-        <w:t>s_</w:t>
+        <w:rPr>
+          <w:lang w:val="ru-RU"/>
+        </w:rPr>
+        <w:t xml:space="preserve"> </w:t>
+      </w:r>
+      <w:r>
+        <w:rPr>
+          <w:rStyle w:val="SubtleEmphasis"/>
+        </w:rPr>
+        <w:t>s</w:t>
+      </w:r>
+      <w:r>
+        <w:rPr>
+          <w:rStyle w:val="SubtleEmphasis"/>
+          <w:lang w:val="ru-RU"/>
+        </w:rPr>
+        <w:t>_</w:t>
       </w:r>
       <w:proofErr w:type="gramStart"/>
       <w:r>
@@ -1266,10 +2217,10 @@
         </w:rPr>
         <w:t>calculation</w:t>
       </w:r>
-      <w:proofErr w:type="spellEnd"/>
-      <w:r>
-        <w:rPr>
-          <w:rStyle w:val="SubtleEmphasis"/>
+      <w:r>
+        <w:rPr>
+          <w:rStyle w:val="SubtleEmphasis"/>
+          <w:lang w:val="ru-RU"/>
         </w:rPr>
         <w:t>(</w:t>
       </w:r>
@@ -1278,9 +2229,45 @@
         <w:rPr>
           <w:rStyle w:val="SubtleEmphasis"/>
         </w:rPr>
-        <w:t>x, y, z)</w:t>
-      </w:r>
-      <w:r>
+        <w:t>x</w:t>
+      </w:r>
+      <w:r>
+        <w:rPr>
+          <w:rStyle w:val="SubtleEmphasis"/>
+          <w:lang w:val="ru-RU"/>
+        </w:rPr>
+        <w:t xml:space="preserve">, </w:t>
+      </w:r>
+      <w:r>
+        <w:rPr>
+          <w:rStyle w:val="SubtleEmphasis"/>
+        </w:rPr>
+        <w:t>y</w:t>
+      </w:r>
+      <w:r>
+        <w:rPr>
+          <w:rStyle w:val="SubtleEmphasis"/>
+          <w:lang w:val="ru-RU"/>
+        </w:rPr>
+        <w:t xml:space="preserve">, </w:t>
+      </w:r>
+      <w:r>
+        <w:rPr>
+          <w:rStyle w:val="SubtleEmphasis"/>
+        </w:rPr>
+        <w:t>z</w:t>
+      </w:r>
+      <w:r>
+        <w:rPr>
+          <w:rStyle w:val="SubtleEmphasis"/>
+          <w:lang w:val="ru-RU"/>
+        </w:rPr>
+        <w:t>)</w:t>
+      </w:r>
+      <w:r>
+        <w:rPr>
+          <w:lang w:val="ru-RU"/>
+        </w:rPr>
         <w:t>.</w:t>
       </w:r>
     </w:p>
@@ -1291,9 +2278,46 @@
           <w:ilvl w:val="0"/>
           <w:numId w:val="5"/>
         </w:numPr>
-      </w:pPr>
-      <w:r>
-        <w:t>Перетворити число b у двійковий код.</w:t>
+        <w:rPr>
+          <w:lang w:val="ru-RU"/>
+        </w:rPr>
+      </w:pPr>
+      <w:proofErr w:type="spellStart"/>
+      <w:r>
+        <w:rPr>
+          <w:lang w:val="ru-RU"/>
+        </w:rPr>
+        <w:t>Перетворити</w:t>
+      </w:r>
+      <w:proofErr w:type="spellEnd"/>
+      <w:r>
+        <w:rPr>
+          <w:lang w:val="ru-RU"/>
+        </w:rPr>
+        <w:t xml:space="preserve"> число </w:t>
+      </w:r>
+      <w:r>
+        <w:t>b</w:t>
+      </w:r>
+      <w:r>
+        <w:rPr>
+          <w:lang w:val="ru-RU"/>
+        </w:rPr>
+        <w:t xml:space="preserve"> у </w:t>
+      </w:r>
+      <w:proofErr w:type="spellStart"/>
+      <w:r>
+        <w:rPr>
+          <w:lang w:val="ru-RU"/>
+        </w:rPr>
+        <w:t>двійковий</w:t>
+      </w:r>
+      <w:proofErr w:type="spellEnd"/>
+      <w:r>
+        <w:rPr>
+          <w:lang w:val="ru-RU"/>
+        </w:rPr>
+        <w:t xml:space="preserve"> код.</w:t>
       </w:r>
     </w:p>
     <w:p>
@@ -1304,8 +2328,29 @@
           <w:numId w:val="5"/>
         </w:numPr>
       </w:pPr>
-      <w:r>
-        <w:t xml:space="preserve">Дописати у вихідний файл: </w:t>
+      <w:proofErr w:type="spellStart"/>
+      <w:r>
+        <w:t>Дописати</w:t>
+      </w:r>
+      <w:proofErr w:type="spellEnd"/>
+      <w:r>
+        <w:t xml:space="preserve"> у </w:t>
+      </w:r>
+      <w:proofErr w:type="spellStart"/>
+      <w:r>
+        <w:t>вихідний</w:t>
+      </w:r>
+      <w:proofErr w:type="spellEnd"/>
+      <w:r>
+        <w:t xml:space="preserve"> </w:t>
+      </w:r>
+      <w:proofErr w:type="spellStart"/>
+      <w:r>
+        <w:t>файл</w:t>
+      </w:r>
+      <w:proofErr w:type="spellEnd"/>
+      <w:r>
+        <w:t xml:space="preserve">: </w:t>
       </w:r>
     </w:p>
     <w:p>
@@ -1397,39 +2442,70 @@
           <w:ilvl w:val="0"/>
           <w:numId w:val="7"/>
         </w:numPr>
-      </w:pPr>
-      <w:proofErr w:type="spellStart"/>
-      <w:r>
-        <w:t>Модуль</w:t>
-      </w:r>
-      <w:proofErr w:type="spellEnd"/>
-      <w:r>
-        <w:t xml:space="preserve"> </w:t>
-      </w:r>
-      <w:r>
-        <w:rPr>
-          <w:rStyle w:val="SubtleEmphasis"/>
-        </w:rPr>
-        <w:t>task10_1.cpp</w:t>
-      </w:r>
-      <w:r>
+        <w:rPr>
+          <w:lang w:val="ru-RU"/>
+        </w:rPr>
+      </w:pPr>
+      <w:r>
+        <w:rPr>
+          <w:lang w:val="ru-RU"/>
+        </w:rPr>
+        <w:t xml:space="preserve">Модуль </w:t>
+      </w:r>
+      <w:r>
+        <w:rPr>
+          <w:rStyle w:val="SubtleEmphasis"/>
+        </w:rPr>
+        <w:t>task</w:t>
+      </w:r>
+      <w:r>
+        <w:rPr>
+          <w:rStyle w:val="SubtleEmphasis"/>
+          <w:lang w:val="ru-RU"/>
+        </w:rPr>
+        <w:t>10_1.</w:t>
+      </w:r>
+      <w:proofErr w:type="spellStart"/>
+      <w:r>
+        <w:rPr>
+          <w:rStyle w:val="SubtleEmphasis"/>
+        </w:rPr>
+        <w:t>cpp</w:t>
+      </w:r>
+      <w:proofErr w:type="spellEnd"/>
+      <w:r>
+        <w:rPr>
+          <w:lang w:val="ru-RU"/>
+        </w:rPr>
         <w:t xml:space="preserve"> - </w:t>
       </w:r>
       <w:proofErr w:type="spellStart"/>
       <w:r>
+        <w:rPr>
+          <w:lang w:val="ru-RU"/>
+        </w:rPr>
         <w:t>функція</w:t>
       </w:r>
       <w:proofErr w:type="spellEnd"/>
       <w:r>
-        <w:t xml:space="preserve"> </w:t>
-      </w:r>
-      <w:proofErr w:type="spellStart"/>
-      <w:r>
-        <w:t>для</w:t>
-      </w:r>
-      <w:proofErr w:type="spellEnd"/>
-      <w:r>
-        <w:t xml:space="preserve"> задачі 10.1</w:t>
+        <w:rPr>
+          <w:lang w:val="ru-RU"/>
+        </w:rPr>
+        <w:t xml:space="preserve"> для </w:t>
+      </w:r>
+      <w:proofErr w:type="spellStart"/>
+      <w:r>
+        <w:rPr>
+          <w:lang w:val="ru-RU"/>
+        </w:rPr>
+        <w:t>задачі</w:t>
+      </w:r>
+      <w:proofErr w:type="spellEnd"/>
+      <w:r>
+        <w:rPr>
+          <w:lang w:val="ru-RU"/>
+        </w:rPr>
+        <w:t xml:space="preserve"> 10.1</w:t>
       </w:r>
     </w:p>
     <w:p>
@@ -1439,39 +2515,70 @@
           <w:ilvl w:val="0"/>
           <w:numId w:val="7"/>
         </w:numPr>
-      </w:pPr>
-      <w:proofErr w:type="spellStart"/>
-      <w:r>
-        <w:t>Модуль</w:t>
-      </w:r>
-      <w:proofErr w:type="spellEnd"/>
-      <w:r>
-        <w:t xml:space="preserve"> </w:t>
-      </w:r>
-      <w:r>
-        <w:rPr>
-          <w:rStyle w:val="SubtleEmphasis"/>
-        </w:rPr>
-        <w:t>task10_2.cpp</w:t>
-      </w:r>
-      <w:r>
+        <w:rPr>
+          <w:lang w:val="ru-RU"/>
+        </w:rPr>
+      </w:pPr>
+      <w:r>
+        <w:rPr>
+          <w:lang w:val="ru-RU"/>
+        </w:rPr>
+        <w:t xml:space="preserve">Модуль </w:t>
+      </w:r>
+      <w:r>
+        <w:rPr>
+          <w:rStyle w:val="SubtleEmphasis"/>
+        </w:rPr>
+        <w:t>task</w:t>
+      </w:r>
+      <w:r>
+        <w:rPr>
+          <w:rStyle w:val="SubtleEmphasis"/>
+          <w:lang w:val="ru-RU"/>
+        </w:rPr>
+        <w:t>10_2.</w:t>
+      </w:r>
+      <w:proofErr w:type="spellStart"/>
+      <w:r>
+        <w:rPr>
+          <w:rStyle w:val="SubtleEmphasis"/>
+        </w:rPr>
+        <w:t>cpp</w:t>
+      </w:r>
+      <w:proofErr w:type="spellEnd"/>
+      <w:r>
+        <w:rPr>
+          <w:lang w:val="ru-RU"/>
+        </w:rPr>
         <w:t xml:space="preserve"> - </w:t>
       </w:r>
       <w:proofErr w:type="spellStart"/>
       <w:r>
+        <w:rPr>
+          <w:lang w:val="ru-RU"/>
+        </w:rPr>
         <w:t>функція</w:t>
       </w:r>
       <w:proofErr w:type="spellEnd"/>
       <w:r>
-        <w:t xml:space="preserve"> </w:t>
-      </w:r>
-      <w:proofErr w:type="spellStart"/>
-      <w:r>
-        <w:t>для</w:t>
-      </w:r>
-      <w:proofErr w:type="spellEnd"/>
-      <w:r>
-        <w:t xml:space="preserve"> задачі 10.2</w:t>
+        <w:rPr>
+          <w:lang w:val="ru-RU"/>
+        </w:rPr>
+        <w:t xml:space="preserve"> для </w:t>
+      </w:r>
+      <w:proofErr w:type="spellStart"/>
+      <w:r>
+        <w:rPr>
+          <w:lang w:val="ru-RU"/>
+        </w:rPr>
+        <w:t>задачі</w:t>
+      </w:r>
+      <w:proofErr w:type="spellEnd"/>
+      <w:r>
+        <w:rPr>
+          <w:lang w:val="ru-RU"/>
+        </w:rPr>
+        <w:t xml:space="preserve"> 10.2</w:t>
       </w:r>
     </w:p>
     <w:p>
@@ -1481,39 +2588,70 @@
           <w:ilvl w:val="0"/>
           <w:numId w:val="7"/>
         </w:numPr>
-      </w:pPr>
-      <w:proofErr w:type="spellStart"/>
-      <w:r>
-        <w:t>Модуль</w:t>
-      </w:r>
-      <w:proofErr w:type="spellEnd"/>
-      <w:r>
-        <w:t xml:space="preserve"> </w:t>
-      </w:r>
-      <w:r>
-        <w:rPr>
-          <w:rStyle w:val="SubtleEmphasis"/>
-        </w:rPr>
-        <w:t>task10_3.cpp</w:t>
-      </w:r>
-      <w:r>
+        <w:rPr>
+          <w:lang w:val="ru-RU"/>
+        </w:rPr>
+      </w:pPr>
+      <w:r>
+        <w:rPr>
+          <w:lang w:val="ru-RU"/>
+        </w:rPr>
+        <w:t xml:space="preserve">Модуль </w:t>
+      </w:r>
+      <w:r>
+        <w:rPr>
+          <w:rStyle w:val="SubtleEmphasis"/>
+        </w:rPr>
+        <w:t>task</w:t>
+      </w:r>
+      <w:r>
+        <w:rPr>
+          <w:rStyle w:val="SubtleEmphasis"/>
+          <w:lang w:val="ru-RU"/>
+        </w:rPr>
+        <w:t>10_3.</w:t>
+      </w:r>
+      <w:proofErr w:type="spellStart"/>
+      <w:r>
+        <w:rPr>
+          <w:rStyle w:val="SubtleEmphasis"/>
+        </w:rPr>
+        <w:t>cpp</w:t>
+      </w:r>
+      <w:proofErr w:type="spellEnd"/>
+      <w:r>
+        <w:rPr>
+          <w:lang w:val="ru-RU"/>
+        </w:rPr>
         <w:t xml:space="preserve"> - </w:t>
       </w:r>
       <w:proofErr w:type="spellStart"/>
       <w:r>
+        <w:rPr>
+          <w:lang w:val="ru-RU"/>
+        </w:rPr>
         <w:t>функція</w:t>
       </w:r>
       <w:proofErr w:type="spellEnd"/>
       <w:r>
-        <w:t xml:space="preserve"> </w:t>
-      </w:r>
-      <w:proofErr w:type="spellStart"/>
-      <w:r>
-        <w:t>для</w:t>
-      </w:r>
-      <w:proofErr w:type="spellEnd"/>
-      <w:r>
-        <w:t xml:space="preserve"> задачі 10.3</w:t>
+        <w:rPr>
+          <w:lang w:val="ru-RU"/>
+        </w:rPr>
+        <w:t xml:space="preserve"> для </w:t>
+      </w:r>
+      <w:proofErr w:type="spellStart"/>
+      <w:r>
+        <w:rPr>
+          <w:lang w:val="ru-RU"/>
+        </w:rPr>
+        <w:t>задачі</w:t>
+      </w:r>
+      <w:proofErr w:type="spellEnd"/>
+      <w:r>
+        <w:rPr>
+          <w:lang w:val="ru-RU"/>
+        </w:rPr>
+        <w:t xml:space="preserve"> 10.3</w:t>
       </w:r>
     </w:p>
     <w:p>
@@ -1523,44 +2661,70 @@
           <w:ilvl w:val="0"/>
           <w:numId w:val="7"/>
         </w:numPr>
-      </w:pPr>
-      <w:proofErr w:type="spellStart"/>
-      <w:r>
+        <w:rPr>
+          <w:lang w:val="ru-RU"/>
+        </w:rPr>
+      </w:pPr>
+      <w:proofErr w:type="spellStart"/>
+      <w:r>
+        <w:rPr>
+          <w:lang w:val="ru-RU"/>
+        </w:rPr>
         <w:t>Заголовковий</w:t>
       </w:r>
       <w:proofErr w:type="spellEnd"/>
       <w:r>
-        <w:t xml:space="preserve"> </w:t>
-      </w:r>
-      <w:proofErr w:type="spellStart"/>
-      <w:r>
-        <w:t>файл</w:t>
-      </w:r>
-      <w:proofErr w:type="spellEnd"/>
-      <w:r>
-        <w:t xml:space="preserve"> </w:t>
-      </w:r>
-      <w:proofErr w:type="spellStart"/>
-      <w:r>
-        <w:rPr>
-          <w:rStyle w:val="SubtleEmphasis"/>
-        </w:rPr>
-        <w:t>ModulesMarchenko.h</w:t>
-      </w:r>
-      <w:proofErr w:type="spellEnd"/>
-      <w:r>
+        <w:rPr>
+          <w:lang w:val="ru-RU"/>
+        </w:rPr>
+        <w:t xml:space="preserve"> файл </w:t>
+      </w:r>
+      <w:proofErr w:type="spellStart"/>
+      <w:r>
+        <w:rPr>
+          <w:rStyle w:val="SubtleEmphasis"/>
+        </w:rPr>
+        <w:t>ModulesMarchenko</w:t>
+      </w:r>
+      <w:proofErr w:type="spellEnd"/>
+      <w:r>
+        <w:rPr>
+          <w:rStyle w:val="SubtleEmphasis"/>
+          <w:lang w:val="ru-RU"/>
+        </w:rPr>
+        <w:t>.</w:t>
+      </w:r>
+      <w:r>
+        <w:rPr>
+          <w:rStyle w:val="SubtleEmphasis"/>
+        </w:rPr>
+        <w:t>h</w:t>
+      </w:r>
+      <w:r>
+        <w:rPr>
+          <w:lang w:val="ru-RU"/>
+        </w:rPr>
         <w:t xml:space="preserve"> - </w:t>
       </w:r>
       <w:proofErr w:type="spellStart"/>
       <w:r>
+        <w:rPr>
+          <w:lang w:val="ru-RU"/>
+        </w:rPr>
         <w:t>прототипи</w:t>
       </w:r>
       <w:proofErr w:type="spellEnd"/>
       <w:r>
-        <w:t xml:space="preserve"> </w:t>
-      </w:r>
-      <w:proofErr w:type="spellStart"/>
-      <w:r>
+        <w:rPr>
+          <w:lang w:val="ru-RU"/>
+        </w:rPr>
+        <w:t xml:space="preserve"> </w:t>
+      </w:r>
+      <w:proofErr w:type="spellStart"/>
+      <w:r>
+        <w:rPr>
+          <w:lang w:val="ru-RU"/>
+        </w:rPr>
         <w:t>функцій</w:t>
       </w:r>
       <w:proofErr w:type="spellEnd"/>
@@ -1991,10 +3155,74 @@
           <w:ilvl w:val="0"/>
           <w:numId w:val="8"/>
         </w:numPr>
-      </w:pPr>
-      <w:r>
-        <w:t>Перевірити, чи є пунктуаційні помилки у тексті</w:t>
-      </w:r>
+        <w:rPr>
+          <w:lang w:val="ru-RU"/>
+        </w:rPr>
+      </w:pPr>
+      <w:proofErr w:type="spellStart"/>
+      <w:r>
+        <w:rPr>
+          <w:lang w:val="ru-RU"/>
+        </w:rPr>
+        <w:t>Перевірити</w:t>
+      </w:r>
+      <w:proofErr w:type="spellEnd"/>
+      <w:r>
+        <w:rPr>
+          <w:lang w:val="ru-RU"/>
+        </w:rPr>
+        <w:t xml:space="preserve">, </w:t>
+      </w:r>
+      <w:proofErr w:type="spellStart"/>
+      <w:r>
+        <w:rPr>
+          <w:lang w:val="ru-RU"/>
+        </w:rPr>
+        <w:t>чи</w:t>
+      </w:r>
+      <w:proofErr w:type="spellEnd"/>
+      <w:r>
+        <w:rPr>
+          <w:lang w:val="ru-RU"/>
+        </w:rPr>
+        <w:t xml:space="preserve"> є </w:t>
+      </w:r>
+      <w:proofErr w:type="spellStart"/>
+      <w:r>
+        <w:rPr>
+          <w:lang w:val="ru-RU"/>
+        </w:rPr>
+        <w:t>пунктуаційні</w:t>
+      </w:r>
+      <w:proofErr w:type="spellEnd"/>
+      <w:r>
+        <w:rPr>
+          <w:lang w:val="ru-RU"/>
+        </w:rPr>
+        <w:t xml:space="preserve"> </w:t>
+      </w:r>
+      <w:proofErr w:type="spellStart"/>
+      <w:r>
+        <w:rPr>
+          <w:lang w:val="ru-RU"/>
+        </w:rPr>
+        <w:t>помилки</w:t>
+      </w:r>
+      <w:proofErr w:type="spellEnd"/>
+      <w:r>
+        <w:rPr>
+          <w:lang w:val="ru-RU"/>
+        </w:rPr>
+        <w:t xml:space="preserve"> у </w:t>
+      </w:r>
+      <w:proofErr w:type="spellStart"/>
+      <w:r>
+        <w:rPr>
+          <w:lang w:val="ru-RU"/>
+        </w:rPr>
+        <w:t>тексті</w:t>
+      </w:r>
+      <w:proofErr w:type="spellEnd"/>
     </w:p>
     <w:p>
       <w:pPr>
@@ -2003,9 +3231,51 @@
           <w:ilvl w:val="0"/>
           <w:numId w:val="8"/>
         </w:numPr>
-      </w:pPr>
-      <w:r>
-        <w:t>Згенерувати випадкове число від 10 до 100</w:t>
+        <w:rPr>
+          <w:lang w:val="ru-RU"/>
+        </w:rPr>
+      </w:pPr>
+      <w:proofErr w:type="spellStart"/>
+      <w:r>
+        <w:rPr>
+          <w:lang w:val="ru-RU"/>
+        </w:rPr>
+        <w:t>Згенерувати</w:t>
+      </w:r>
+      <w:proofErr w:type="spellEnd"/>
+      <w:r>
+        <w:rPr>
+          <w:lang w:val="ru-RU"/>
+        </w:rPr>
+        <w:t xml:space="preserve"> </w:t>
+      </w:r>
+      <w:proofErr w:type="spellStart"/>
+      <w:r>
+        <w:rPr>
+          <w:lang w:val="ru-RU"/>
+        </w:rPr>
+        <w:t>випадкове</w:t>
+      </w:r>
+      <w:proofErr w:type="spellEnd"/>
+      <w:r>
+        <w:rPr>
+          <w:lang w:val="ru-RU"/>
+        </w:rPr>
+        <w:t xml:space="preserve"> число </w:t>
+      </w:r>
+      <w:proofErr w:type="spellStart"/>
+      <w:r>
+        <w:rPr>
+          <w:lang w:val="ru-RU"/>
+        </w:rPr>
+        <w:t>від</w:t>
+      </w:r>
+      <w:proofErr w:type="spellEnd"/>
+      <w:r>
+        <w:rPr>
+          <w:lang w:val="ru-RU"/>
+        </w:rPr>
+        <w:t xml:space="preserve"> 10 до 100</w:t>
       </w:r>
     </w:p>
     <w:p>
@@ -2016,8 +3286,37 @@
           <w:numId w:val="8"/>
         </w:numPr>
       </w:pPr>
-      <w:r>
-        <w:t>Відкрити вихідний файл для запису</w:t>
+      <w:proofErr w:type="spellStart"/>
+      <w:r>
+        <w:t>Відкрити</w:t>
+      </w:r>
+      <w:proofErr w:type="spellEnd"/>
+      <w:r>
+        <w:t xml:space="preserve"> </w:t>
+      </w:r>
+      <w:proofErr w:type="spellStart"/>
+      <w:r>
+        <w:t>вихідний</w:t>
+      </w:r>
+      <w:proofErr w:type="spellEnd"/>
+      <w:r>
+        <w:t xml:space="preserve"> </w:t>
+      </w:r>
+      <w:proofErr w:type="spellStart"/>
+      <w:r>
+        <w:t>файл</w:t>
+      </w:r>
+      <w:proofErr w:type="spellEnd"/>
+      <w:r>
+        <w:t xml:space="preserve"> </w:t>
+      </w:r>
+      <w:proofErr w:type="spellStart"/>
+      <w:r>
+        <w:t>для</w:t>
+      </w:r>
+      <w:proofErr w:type="spellEnd"/>
+      <w:r>
+        <w:t xml:space="preserve"> запису</w:t>
       </w:r>
     </w:p>
     <w:p>
@@ -2075,23 +3374,69 @@
           <w:ilvl w:val="0"/>
           <w:numId w:val="8"/>
         </w:numPr>
-      </w:pPr>
-      <w:r>
-        <w:t>Повернути результат операції (</w:t>
-      </w:r>
-      <w:proofErr w:type="spellStart"/>
+        <w:rPr>
+          <w:lang w:val="ru-RU"/>
+        </w:rPr>
+      </w:pPr>
+      <w:proofErr w:type="spellStart"/>
+      <w:r>
+        <w:rPr>
+          <w:lang w:val="ru-RU"/>
+        </w:rPr>
+        <w:t>Повернути</w:t>
+      </w:r>
+      <w:proofErr w:type="spellEnd"/>
+      <w:r>
+        <w:rPr>
+          <w:lang w:val="ru-RU"/>
+        </w:rPr>
+        <w:t xml:space="preserve"> результат </w:t>
+      </w:r>
+      <w:proofErr w:type="spellStart"/>
+      <w:r>
+        <w:rPr>
+          <w:lang w:val="ru-RU"/>
+        </w:rPr>
+        <w:t>операції</w:t>
+      </w:r>
+      <w:proofErr w:type="spellEnd"/>
+      <w:r>
+        <w:rPr>
+          <w:lang w:val="ru-RU"/>
+        </w:rPr>
+        <w:t xml:space="preserve"> (</w:t>
+      </w:r>
       <w:r>
         <w:t>true</w:t>
       </w:r>
-      <w:proofErr w:type="spellEnd"/>
-      <w:r>
-        <w:t xml:space="preserve"> = успіх)</w:t>
+      <w:r>
+        <w:rPr>
+          <w:lang w:val="ru-RU"/>
+        </w:rPr>
+        <w:t xml:space="preserve"> = </w:t>
+      </w:r>
+      <w:proofErr w:type="spellStart"/>
+      <w:r>
+        <w:rPr>
+          <w:lang w:val="ru-RU"/>
+        </w:rPr>
+        <w:t>успіх</w:t>
+      </w:r>
+      <w:proofErr w:type="spellEnd"/>
+      <w:r>
+        <w:rPr>
+          <w:lang w:val="ru-RU"/>
+        </w:rPr>
+        <w:t>)</w:t>
       </w:r>
     </w:p>
     <w:p>
       <w:pPr>
         <w:pStyle w:val="ListParagraph"/>
         <w:ind w:left="360" w:firstLine="0"/>
+        <w:rPr>
+          <w:lang w:val="ru-RU"/>
+        </w:rPr>
       </w:pPr>
     </w:p>
     <w:p>
@@ -2120,8 +3465,29 @@
           <w:numId w:val="9"/>
         </w:numPr>
       </w:pPr>
-      <w:r>
-        <w:t xml:space="preserve">Відкрити файл для </w:t>
+      <w:proofErr w:type="spellStart"/>
+      <w:r>
+        <w:t>Відкрити</w:t>
+      </w:r>
+      <w:proofErr w:type="spellEnd"/>
+      <w:r>
+        <w:t xml:space="preserve"> </w:t>
+      </w:r>
+      <w:proofErr w:type="spellStart"/>
+      <w:r>
+        <w:t>файл</w:t>
+      </w:r>
+      <w:proofErr w:type="spellEnd"/>
+      <w:r>
+        <w:t xml:space="preserve"> </w:t>
+      </w:r>
+      <w:proofErr w:type="spellStart"/>
+      <w:r>
+        <w:t>для</w:t>
+      </w:r>
+      <w:proofErr w:type="spellEnd"/>
+      <w:r>
+        <w:t xml:space="preserve"> </w:t>
       </w:r>
       <w:proofErr w:type="spellStart"/>
       <w:r>
@@ -2160,22 +3526,37 @@
           <w:ilvl w:val="0"/>
           <w:numId w:val="9"/>
         </w:numPr>
-      </w:pPr>
-      <w:proofErr w:type="spellStart"/>
-      <w:r>
+        <w:rPr>
+          <w:lang w:val="ru-RU"/>
+        </w:rPr>
+      </w:pPr>
+      <w:proofErr w:type="spellStart"/>
+      <w:r>
+        <w:rPr>
+          <w:lang w:val="ru-RU"/>
+        </w:rPr>
         <w:t>Сформатувати</w:t>
       </w:r>
       <w:proofErr w:type="spellEnd"/>
       <w:r>
-        <w:t xml:space="preserve"> дату у вигляді "ДД.</w:t>
-      </w:r>
-      <w:proofErr w:type="gramStart"/>
-      <w:r>
-        <w:t>ММ.РРРР</w:t>
-      </w:r>
-      <w:proofErr w:type="gramEnd"/>
-      <w:r>
-        <w:t>"</w:t>
+        <w:rPr>
+          <w:lang w:val="ru-RU"/>
+        </w:rPr>
+        <w:t xml:space="preserve"> дату у </w:t>
+      </w:r>
+      <w:proofErr w:type="spellStart"/>
+      <w:r>
+        <w:rPr>
+          <w:lang w:val="ru-RU"/>
+        </w:rPr>
+        <w:t>вигляді</w:t>
+      </w:r>
+      <w:proofErr w:type="spellEnd"/>
+      <w:r>
+        <w:rPr>
+          <w:lang w:val="ru-RU"/>
+        </w:rPr>
+        <w:t xml:space="preserve"> "ДД.ММ.РРРР"</w:t>
       </w:r>
     </w:p>
     <w:p>
@@ -2186,9 +3567,35 @@
           <w:numId w:val="9"/>
         </w:numPr>
       </w:pPr>
-      <w:r>
-        <w:t>Дописати дату у кінець файлу</w:t>
-      </w:r>
+      <w:proofErr w:type="spellStart"/>
+      <w:r>
+        <w:t>Дописати</w:t>
+      </w:r>
+      <w:proofErr w:type="spellEnd"/>
+      <w:r>
+        <w:t xml:space="preserve"> </w:t>
+      </w:r>
+      <w:proofErr w:type="spellStart"/>
+      <w:r>
+        <w:t>дату</w:t>
+      </w:r>
+      <w:proofErr w:type="spellEnd"/>
+      <w:r>
+        <w:t xml:space="preserve"> у </w:t>
+      </w:r>
+      <w:proofErr w:type="spellStart"/>
+      <w:r>
+        <w:t>кінець</w:t>
+      </w:r>
+      <w:proofErr w:type="spellEnd"/>
+      <w:r>
+        <w:t xml:space="preserve"> </w:t>
+      </w:r>
+      <w:proofErr w:type="spellStart"/>
+      <w:r>
+        <w:t>файлу</w:t>
+      </w:r>
+      <w:proofErr w:type="spellEnd"/>
     </w:p>
     <w:p>
       <w:pPr>
@@ -2209,22 +3616,68 @@
           <w:ilvl w:val="0"/>
           <w:numId w:val="9"/>
         </w:numPr>
-      </w:pPr>
-      <w:r>
-        <w:t>Повернути результат операції (</w:t>
-      </w:r>
-      <w:proofErr w:type="spellStart"/>
+        <w:rPr>
+          <w:lang w:val="ru-RU"/>
+        </w:rPr>
+      </w:pPr>
+      <w:proofErr w:type="spellStart"/>
+      <w:r>
+        <w:rPr>
+          <w:lang w:val="ru-RU"/>
+        </w:rPr>
+        <w:t>Повернути</w:t>
+      </w:r>
+      <w:proofErr w:type="spellEnd"/>
+      <w:r>
+        <w:rPr>
+          <w:lang w:val="ru-RU"/>
+        </w:rPr>
+        <w:t xml:space="preserve"> результат </w:t>
+      </w:r>
+      <w:proofErr w:type="spellStart"/>
+      <w:r>
+        <w:rPr>
+          <w:lang w:val="ru-RU"/>
+        </w:rPr>
+        <w:t>операції</w:t>
+      </w:r>
+      <w:proofErr w:type="spellEnd"/>
+      <w:r>
+        <w:rPr>
+          <w:lang w:val="ru-RU"/>
+        </w:rPr>
+        <w:t xml:space="preserve"> (</w:t>
+      </w:r>
       <w:r>
         <w:t>true</w:t>
       </w:r>
-      <w:proofErr w:type="spellEnd"/>
-      <w:r>
-        <w:t xml:space="preserve"> = успіх)</w:t>
+      <w:r>
+        <w:rPr>
+          <w:lang w:val="ru-RU"/>
+        </w:rPr>
+        <w:t xml:space="preserve"> = </w:t>
+      </w:r>
+      <w:proofErr w:type="spellStart"/>
+      <w:r>
+        <w:rPr>
+          <w:lang w:val="ru-RU"/>
+        </w:rPr>
+        <w:t>успіх</w:t>
+      </w:r>
+      <w:proofErr w:type="spellEnd"/>
+      <w:r>
+        <w:rPr>
+          <w:lang w:val="ru-RU"/>
+        </w:rPr>
+        <w:t>)</w:t>
       </w:r>
     </w:p>
     <w:p>
       <w:pPr>
         <w:ind w:firstLine="0"/>
+        <w:rPr>
+          <w:lang w:val="ru-RU"/>
+        </w:rPr>
       </w:pPr>
     </w:p>
     <w:p>
@@ -2252,58 +3705,80 @@
           <w:ilvl w:val="0"/>
           <w:numId w:val="10"/>
         </w:numPr>
-      </w:pPr>
-      <w:proofErr w:type="spellStart"/>
-      <w:r>
-        <w:t>Обчислити</w:t>
-      </w:r>
-      <w:proofErr w:type="spellEnd"/>
-      <w:r>
-        <w:t xml:space="preserve"> </w:t>
-      </w:r>
-      <w:proofErr w:type="spellStart"/>
-      <w:r>
-        <w:t>значення</w:t>
-      </w:r>
-      <w:proofErr w:type="spellEnd"/>
-      <w:r>
-        <w:t xml:space="preserve"> </w:t>
-      </w:r>
-      <w:proofErr w:type="spellStart"/>
-      <w:r>
-        <w:t>функції</w:t>
-      </w:r>
-      <w:proofErr w:type="spellEnd"/>
-      <w:r>
-        <w:t xml:space="preserve"> </w:t>
-      </w:r>
-      <w:proofErr w:type="spellStart"/>
-      <w:r>
-        <w:rPr>
-          <w:rStyle w:val="SubtleEmphasis"/>
-        </w:rPr>
-        <w:t>s_</w:t>
-      </w:r>
-      <w:proofErr w:type="gramStart"/>
+        <w:rPr>
+          <w:lang w:val="uk-UA"/>
+        </w:rPr>
+      </w:pPr>
+      <w:r>
+        <w:rPr>
+          <w:lang w:val="uk-UA"/>
+        </w:rPr>
+        <w:t xml:space="preserve">Обчислити значення функції </w:t>
+      </w:r>
+      <w:r>
+        <w:rPr>
+          <w:rStyle w:val="SubtleEmphasis"/>
+        </w:rPr>
+        <w:t>s</w:t>
+      </w:r>
+      <w:r>
+        <w:rPr>
+          <w:rStyle w:val="SubtleEmphasis"/>
+          <w:lang w:val="uk-UA"/>
+        </w:rPr>
+        <w:t>_</w:t>
+      </w:r>
       <w:r>
         <w:rPr>
           <w:rStyle w:val="SubtleEmphasis"/>
         </w:rPr>
         <w:t>calculation</w:t>
       </w:r>
-      <w:proofErr w:type="spellEnd"/>
-      <w:r>
-        <w:rPr>
-          <w:rStyle w:val="SubtleEmphasis"/>
+      <w:r>
+        <w:rPr>
+          <w:rStyle w:val="SubtleEmphasis"/>
+          <w:lang w:val="uk-UA"/>
         </w:rPr>
         <w:t>(</w:t>
       </w:r>
-      <w:proofErr w:type="gramEnd"/>
-      <w:r>
-        <w:rPr>
-          <w:rStyle w:val="SubtleEmphasis"/>
-        </w:rPr>
-        <w:t>x, y, z)</w:t>
+      <w:r>
+        <w:rPr>
+          <w:rStyle w:val="SubtleEmphasis"/>
+        </w:rPr>
+        <w:t>x</w:t>
+      </w:r>
+      <w:r>
+        <w:rPr>
+          <w:rStyle w:val="SubtleEmphasis"/>
+          <w:lang w:val="uk-UA"/>
+        </w:rPr>
+        <w:t xml:space="preserve">, </w:t>
+      </w:r>
+      <w:r>
+        <w:rPr>
+          <w:rStyle w:val="SubtleEmphasis"/>
+        </w:rPr>
+        <w:t>y</w:t>
+      </w:r>
+      <w:r>
+        <w:rPr>
+          <w:rStyle w:val="SubtleEmphasis"/>
+          <w:lang w:val="uk-UA"/>
+        </w:rPr>
+        <w:t xml:space="preserve">, </w:t>
+      </w:r>
+      <w:r>
+        <w:rPr>
+          <w:rStyle w:val="SubtleEmphasis"/>
+        </w:rPr>
+        <w:t>z</w:t>
+      </w:r>
+      <w:r>
+        <w:rPr>
+          <w:rStyle w:val="SubtleEmphasis"/>
+          <w:lang w:val="uk-UA"/>
+        </w:rPr>
+        <w:t>)</w:t>
       </w:r>
     </w:p>
     <w:p>
@@ -2313,9 +3788,46 @@
           <w:ilvl w:val="0"/>
           <w:numId w:val="10"/>
         </w:numPr>
-      </w:pPr>
-      <w:r>
-        <w:t>Перетворити число b у двійковий код</w:t>
+        <w:rPr>
+          <w:lang w:val="ru-RU"/>
+        </w:rPr>
+      </w:pPr>
+      <w:proofErr w:type="spellStart"/>
+      <w:r>
+        <w:rPr>
+          <w:lang w:val="ru-RU"/>
+        </w:rPr>
+        <w:t>Перетворити</w:t>
+      </w:r>
+      <w:proofErr w:type="spellEnd"/>
+      <w:r>
+        <w:rPr>
+          <w:lang w:val="ru-RU"/>
+        </w:rPr>
+        <w:t xml:space="preserve"> число </w:t>
+      </w:r>
+      <w:r>
+        <w:t>b</w:t>
+      </w:r>
+      <w:r>
+        <w:rPr>
+          <w:lang w:val="ru-RU"/>
+        </w:rPr>
+        <w:t xml:space="preserve"> у </w:t>
+      </w:r>
+      <w:proofErr w:type="spellStart"/>
+      <w:r>
+        <w:rPr>
+          <w:lang w:val="ru-RU"/>
+        </w:rPr>
+        <w:t>двійковий</w:t>
+      </w:r>
+      <w:proofErr w:type="spellEnd"/>
+      <w:r>
+        <w:rPr>
+          <w:lang w:val="ru-RU"/>
+        </w:rPr>
+        <w:t xml:space="preserve"> код</w:t>
       </w:r>
     </w:p>
     <w:p>
@@ -2326,8 +3838,37 @@
           <w:numId w:val="10"/>
         </w:numPr>
       </w:pPr>
-      <w:r>
-        <w:t xml:space="preserve">Відкрити вихідний файл для </w:t>
+      <w:proofErr w:type="spellStart"/>
+      <w:r>
+        <w:t>Відкрити</w:t>
+      </w:r>
+      <w:proofErr w:type="spellEnd"/>
+      <w:r>
+        <w:t xml:space="preserve"> </w:t>
+      </w:r>
+      <w:proofErr w:type="spellStart"/>
+      <w:r>
+        <w:t>вихідний</w:t>
+      </w:r>
+      <w:proofErr w:type="spellEnd"/>
+      <w:r>
+        <w:t xml:space="preserve"> </w:t>
+      </w:r>
+      <w:proofErr w:type="spellStart"/>
+      <w:r>
+        <w:t>файл</w:t>
+      </w:r>
+      <w:proofErr w:type="spellEnd"/>
+      <w:r>
+        <w:t xml:space="preserve"> </w:t>
+      </w:r>
+      <w:proofErr w:type="spellStart"/>
+      <w:r>
+        <w:t>для</w:t>
+      </w:r>
+      <w:proofErr w:type="spellEnd"/>
+      <w:r>
+        <w:t xml:space="preserve"> </w:t>
       </w:r>
       <w:proofErr w:type="spellStart"/>
       <w:r>
@@ -2395,16 +3936,435 @@
           <w:lang w:val="uk-UA"/>
         </w:rPr>
       </w:pPr>
-      <w:r>
-        <w:t>Повернути результат операції (</w:t>
-      </w:r>
-      <w:proofErr w:type="spellStart"/>
+      <w:proofErr w:type="spellStart"/>
+      <w:r>
+        <w:rPr>
+          <w:lang w:val="ru-RU"/>
+        </w:rPr>
+        <w:t>Повернути</w:t>
+      </w:r>
+      <w:proofErr w:type="spellEnd"/>
+      <w:r>
+        <w:rPr>
+          <w:lang w:val="ru-RU"/>
+        </w:rPr>
+        <w:t xml:space="preserve"> результат </w:t>
+      </w:r>
+      <w:proofErr w:type="spellStart"/>
+      <w:r>
+        <w:rPr>
+          <w:lang w:val="ru-RU"/>
+        </w:rPr>
+        <w:t>операції</w:t>
+      </w:r>
+      <w:proofErr w:type="spellEnd"/>
+      <w:r>
+        <w:rPr>
+          <w:lang w:val="ru-RU"/>
+        </w:rPr>
+        <w:t xml:space="preserve"> (</w:t>
+      </w:r>
       <w:r>
         <w:t>true</w:t>
       </w:r>
-      <w:proofErr w:type="spellEnd"/>
-      <w:r>
-        <w:t xml:space="preserve"> = успіх)</w:t>
+      <w:r>
+        <w:rPr>
+          <w:lang w:val="ru-RU"/>
+        </w:rPr>
+        <w:t xml:space="preserve"> = </w:t>
+      </w:r>
+      <w:proofErr w:type="spellStart"/>
+      <w:r>
+        <w:rPr>
+          <w:lang w:val="ru-RU"/>
+        </w:rPr>
+        <w:t>успіх</w:t>
+      </w:r>
+      <w:proofErr w:type="spellEnd"/>
+      <w:r>
+        <w:rPr>
+          <w:lang w:val="ru-RU"/>
+        </w:rPr>
+        <w:t>)</w:t>
+      </w:r>
+    </w:p>
+    <w:p>
+      <w:pPr>
+        <w:ind w:firstLine="0"/>
+        <w:rPr>
+          <w:rStyle w:val="SubtleEmphasis"/>
+        </w:rPr>
+      </w:pPr>
+      <w:proofErr w:type="spellStart"/>
+      <w:r>
+        <w:rPr>
+          <w:rStyle w:val="SubtleEmphasis"/>
+        </w:rPr>
+        <w:t>Результат</w:t>
+      </w:r>
+      <w:proofErr w:type="spellEnd"/>
+      <w:r>
+        <w:rPr>
+          <w:rStyle w:val="SubtleEmphasis"/>
+        </w:rPr>
+        <w:t xml:space="preserve"> </w:t>
+      </w:r>
+      <w:proofErr w:type="spellStart"/>
+      <w:r>
+        <w:rPr>
+          <w:rStyle w:val="SubtleEmphasis"/>
+        </w:rPr>
+        <w:t>роботи</w:t>
+      </w:r>
+      <w:proofErr w:type="spellEnd"/>
+      <w:r>
+        <w:rPr>
+          <w:rStyle w:val="SubtleEmphasis"/>
+        </w:rPr>
+        <w:t xml:space="preserve"> </w:t>
+      </w:r>
+      <w:proofErr w:type="spellStart"/>
+      <w:r>
+        <w:rPr>
+          <w:rStyle w:val="SubtleEmphasis"/>
+        </w:rPr>
+        <w:t>тестового</w:t>
+      </w:r>
+      <w:proofErr w:type="spellEnd"/>
+      <w:r>
+        <w:rPr>
+          <w:rStyle w:val="SubtleEmphasis"/>
+        </w:rPr>
+        <w:t xml:space="preserve"> </w:t>
+      </w:r>
+      <w:proofErr w:type="spellStart"/>
+      <w:r>
+        <w:rPr>
+          <w:rStyle w:val="SubtleEmphasis"/>
+        </w:rPr>
+        <w:t>драйвера</w:t>
+      </w:r>
+      <w:proofErr w:type="spellEnd"/>
+      <w:r>
+        <w:rPr>
+          <w:rStyle w:val="SubtleEmphasis"/>
+        </w:rPr>
+        <w:t>:</w:t>
+      </w:r>
+    </w:p>
+    <w:p>
+      <w:pPr>
+        <w:ind w:firstLine="0"/>
+        <w:rPr>
+          <w:rStyle w:val="SubtleEmphasis"/>
+          <w:lang w:val="uk-UA"/>
+        </w:rPr>
+      </w:pPr>
+      <w:r>
+        <w:rPr>
+          <w:rStyle w:val="SubtleEmphasis"/>
+          <w:lang w:val="uk-UA"/>
+        </w:rPr>
+        <w:t>=== Тестування функції task10_1 ===</w:t>
+      </w:r>
+    </w:p>
+    <w:p>
+      <w:pPr>
+        <w:ind w:firstLine="0"/>
+        <w:rPr>
+          <w:rStyle w:val="SubtleEmphasis"/>
+          <w:lang w:val="uk-UA"/>
+        </w:rPr>
+      </w:pPr>
+      <w:r>
+        <w:rPr>
+          <w:rStyle w:val="SubtleEmphasis"/>
+          <w:lang w:val="uk-UA"/>
+        </w:rPr>
+        <w:t>Тест: task10_1 - коректний текст - PASSED</w:t>
+      </w:r>
+    </w:p>
+    <w:p>
+      <w:pPr>
+        <w:ind w:firstLine="0"/>
+        <w:rPr>
+          <w:rStyle w:val="SubtleEmphasis"/>
+          <w:lang w:val="uk-UA"/>
+        </w:rPr>
+      </w:pPr>
+      <w:r>
+        <w:rPr>
+          <w:rStyle w:val="SubtleEmphasis"/>
+          <w:lang w:val="uk-UA"/>
+        </w:rPr>
+        <w:t>Тест: task10_1 - текст з помилками - PASSED</w:t>
+      </w:r>
+    </w:p>
+    <w:p>
+      <w:pPr>
+        <w:ind w:firstLine="0"/>
+        <w:rPr>
+          <w:rStyle w:val="SubtleEmphasis"/>
+          <w:lang w:val="uk-UA"/>
+        </w:rPr>
+      </w:pPr>
+      <w:r>
+        <w:rPr>
+          <w:rStyle w:val="SubtleEmphasis"/>
+          <w:lang w:val="uk-UA"/>
+        </w:rPr>
+        <w:t>Помилка відкриття вхідного файлу: nonexistent_file.txt</w:t>
+      </w:r>
+    </w:p>
+    <w:p>
+      <w:pPr>
+        <w:ind w:firstLine="0"/>
+        <w:rPr>
+          <w:rStyle w:val="SubtleEmphasis"/>
+          <w:lang w:val="uk-UA"/>
+        </w:rPr>
+      </w:pPr>
+      <w:r>
+        <w:rPr>
+          <w:rStyle w:val="SubtleEmphasis"/>
+          <w:lang w:val="uk-UA"/>
+        </w:rPr>
+        <w:t>Тест: task10_1 - неіснуючий файл - PASSED</w:t>
+      </w:r>
+    </w:p>
+    <w:p>
+      <w:pPr>
+        <w:ind w:firstLine="0"/>
+        <w:rPr>
+          <w:rStyle w:val="SubtleEmphasis"/>
+          <w:lang w:val="uk-UA"/>
+        </w:rPr>
+      </w:pPr>
+    </w:p>
+    <w:p>
+      <w:pPr>
+        <w:ind w:firstLine="0"/>
+        <w:rPr>
+          <w:rStyle w:val="SubtleEmphasis"/>
+          <w:lang w:val="uk-UA"/>
+        </w:rPr>
+      </w:pPr>
+      <w:r>
+        <w:rPr>
+          <w:rStyle w:val="SubtleEmphasis"/>
+          <w:lang w:val="uk-UA"/>
+        </w:rPr>
+        <w:t>=== Тестування функції task10_2 ===</w:t>
+      </w:r>
+    </w:p>
+    <w:p>
+      <w:pPr>
+        <w:ind w:firstLine="0"/>
+        <w:rPr>
+          <w:rStyle w:val="SubtleEmphasis"/>
+          <w:lang w:val="uk-UA"/>
+        </w:rPr>
+      </w:pPr>
+      <w:r>
+        <w:rPr>
+          <w:rStyle w:val="SubtleEmphasis"/>
+          <w:lang w:val="uk-UA"/>
+        </w:rPr>
+        <w:t xml:space="preserve">Тест: task10_2 - </w:t>
+      </w:r>
+      <w:proofErr w:type="spellStart"/>
+      <w:r>
+        <w:rPr>
+          <w:rStyle w:val="SubtleEmphasis"/>
+          <w:lang w:val="uk-UA"/>
+        </w:rPr>
+        <w:t>дозапис</w:t>
+      </w:r>
+      <w:proofErr w:type="spellEnd"/>
+      <w:r>
+        <w:rPr>
+          <w:rStyle w:val="SubtleEmphasis"/>
+          <w:lang w:val="uk-UA"/>
+        </w:rPr>
+        <w:t xml:space="preserve"> дати - PASSED</w:t>
+      </w:r>
+    </w:p>
+    <w:p>
+      <w:pPr>
+        <w:ind w:firstLine="0"/>
+        <w:rPr>
+          <w:rStyle w:val="SubtleEmphasis"/>
+          <w:lang w:val="uk-UA"/>
+        </w:rPr>
+      </w:pPr>
+      <w:r>
+        <w:rPr>
+          <w:rStyle w:val="SubtleEmphasis"/>
+          <w:lang w:val="uk-UA"/>
+        </w:rPr>
+        <w:t>Тест: task10_2 - порожній файл - PASSED</w:t>
+      </w:r>
+    </w:p>
+    <w:p>
+      <w:pPr>
+        <w:ind w:firstLine="0"/>
+        <w:rPr>
+          <w:rStyle w:val="SubtleEmphasis"/>
+          <w:lang w:val="uk-UA"/>
+        </w:rPr>
+      </w:pPr>
+      <w:r>
+        <w:rPr>
+          <w:rStyle w:val="SubtleEmphasis"/>
+          <w:lang w:val="uk-UA"/>
+        </w:rPr>
+        <w:t>Помилка відкриття файлу для перевірки: nonexistent_date_file.txt</w:t>
+      </w:r>
+    </w:p>
+    <w:p>
+      <w:pPr>
+        <w:ind w:firstLine="0"/>
+        <w:rPr>
+          <w:rStyle w:val="SubtleEmphasis"/>
+          <w:lang w:val="uk-UA"/>
+        </w:rPr>
+      </w:pPr>
+      <w:r>
+        <w:rPr>
+          <w:rStyle w:val="SubtleEmphasis"/>
+          <w:lang w:val="uk-UA"/>
+        </w:rPr>
+        <w:t>Тест: task10_2 - неіснуючий файл - PASSED</w:t>
+      </w:r>
+    </w:p>
+    <w:p>
+      <w:pPr>
+        <w:ind w:firstLine="0"/>
+        <w:rPr>
+          <w:rStyle w:val="SubtleEmphasis"/>
+          <w:lang w:val="uk-UA"/>
+        </w:rPr>
+      </w:pPr>
+    </w:p>
+    <w:p>
+      <w:pPr>
+        <w:ind w:firstLine="0"/>
+        <w:rPr>
+          <w:rStyle w:val="SubtleEmphasis"/>
+          <w:lang w:val="uk-UA"/>
+        </w:rPr>
+      </w:pPr>
+      <w:r>
+        <w:rPr>
+          <w:rStyle w:val="SubtleEmphasis"/>
+          <w:lang w:val="uk-UA"/>
+        </w:rPr>
+        <w:t>=== Тестування функції task10_3 ===</w:t>
+      </w:r>
+    </w:p>
+    <w:p>
+      <w:pPr>
+        <w:ind w:firstLine="0"/>
+        <w:rPr>
+          <w:rStyle w:val="SubtleEmphasis"/>
+          <w:lang w:val="uk-UA"/>
+        </w:rPr>
+      </w:pPr>
+      <w:r>
+        <w:rPr>
+          <w:rStyle w:val="SubtleEmphasis"/>
+          <w:lang w:val="uk-UA"/>
+        </w:rPr>
+        <w:t>Тест: task10_3 - запис у новий файл - PASSED</w:t>
+      </w:r>
+    </w:p>
+    <w:p>
+      <w:pPr>
+        <w:ind w:firstLine="0"/>
+        <w:rPr>
+          <w:rStyle w:val="SubtleEmphasis"/>
+          <w:lang w:val="uk-UA"/>
+        </w:rPr>
+      </w:pPr>
+      <w:r>
+        <w:rPr>
+          <w:rStyle w:val="SubtleEmphasis"/>
+          <w:lang w:val="uk-UA"/>
+        </w:rPr>
+        <w:t xml:space="preserve">Тест: task10_3 - </w:t>
+      </w:r>
+      <w:proofErr w:type="spellStart"/>
+      <w:r>
+        <w:rPr>
+          <w:rStyle w:val="SubtleEmphasis"/>
+          <w:lang w:val="uk-UA"/>
+        </w:rPr>
+        <w:t>дозапис</w:t>
+      </w:r>
+      <w:proofErr w:type="spellEnd"/>
+      <w:r>
+        <w:rPr>
+          <w:rStyle w:val="SubtleEmphasis"/>
+          <w:lang w:val="uk-UA"/>
+        </w:rPr>
+        <w:t xml:space="preserve"> у існуючий файл - PASSED</w:t>
+      </w:r>
+    </w:p>
+    <w:p>
+      <w:pPr>
+        <w:ind w:firstLine="0"/>
+        <w:rPr>
+          <w:rStyle w:val="SubtleEmphasis"/>
+          <w:lang w:val="uk-UA"/>
+        </w:rPr>
+      </w:pPr>
+      <w:r>
+        <w:rPr>
+          <w:rStyle w:val="SubtleEmphasis"/>
+          <w:lang w:val="uk-UA"/>
+        </w:rPr>
+        <w:t>Помилка відкриття вихідного файлу для перевірки доступу: readonly.txt</w:t>
+      </w:r>
+    </w:p>
+    <w:p>
+      <w:pPr>
+        <w:ind w:firstLine="0"/>
+        <w:rPr>
+          <w:rStyle w:val="SubtleEmphasis"/>
+          <w:lang w:val="uk-UA"/>
+        </w:rPr>
+      </w:pPr>
+      <w:r>
+        <w:rPr>
+          <w:rStyle w:val="SubtleEmphasis"/>
+          <w:lang w:val="uk-UA"/>
+        </w:rPr>
+        <w:t>Тест: task10_3 - файл без прав на запис - PASSED</w:t>
+      </w:r>
+    </w:p>
+    <w:p>
+      <w:pPr>
+        <w:ind w:firstLine="0"/>
+        <w:rPr>
+          <w:rStyle w:val="SubtleEmphasis"/>
+          <w:lang w:val="uk-UA"/>
+        </w:rPr>
+      </w:pPr>
+    </w:p>
+    <w:p>
+      <w:pPr>
+        <w:ind w:firstLine="0"/>
+        <w:rPr>
+          <w:rStyle w:val="SubtleEmphasis"/>
+          <w:lang w:val="uk-UA"/>
+        </w:rPr>
+      </w:pPr>
+      <w:r>
+        <w:rPr>
+          <w:rStyle w:val="SubtleEmphasis"/>
+          <w:lang w:val="uk-UA"/>
+        </w:rPr>
+        <w:t>Усі тести виконані. Деталі в файлі test_results.log</w:t>
       </w:r>
     </w:p>
     <w:sectPr>
